--- a/docx/10-servicios-red/boletin-U10-inicial-resuelto.docx
+++ b/docx/10-servicios-red/boletin-U10-inicial-resuelto.docx
@@ -15,6 +15,9 @@
             <w:pStyle w:val="TOCHeading"/>
           </w:pPr>
           <w:r>
+            <w:rPr>
+              <w:lang w:val="es-ES"/>
+            </w:rPr>
             <w:t xml:space="preserve">Table of Contents</w:t>
           </w:r>
         </w:p>
@@ -34,6 +37,9 @@
         <w:pStyle w:val="Heading1"/>
       </w:pPr>
       <w:r>
+        <w:rPr>
+          <w:lang w:val="es-ES"/>
+        </w:rPr>
         <w:t xml:space="preserve">Boletín UD10 — Inicial (Resuelto)</w:t>
       </w:r>
     </w:p>
@@ -44,6 +50,9 @@
         <w:pStyle w:val="Heading1"/>
       </w:pPr>
       <w:r>
+        <w:rPr>
+          <w:lang w:val="es-ES"/>
+        </w:rPr>
         <w:t xml:space="preserve">✅ Boletín UD10 — Inicial (Resuelto)</w:t>
       </w:r>
     </w:p>
@@ -60,6 +69,9 @@
         <w:pStyle w:val="Heading2"/>
       </w:pPr>
       <w:r>
+        <w:rPr>
+          <w:lang w:val="es-ES"/>
+        </w:rPr>
         <w:t xml:space="preserve">1. ¿Qué servicio soy?</w:t>
       </w:r>
     </w:p>
@@ -75,13 +87,20 @@
         <w:rPr>
           <w:b/>
           <w:bCs/>
+          <w:lang w:val="es-ES"/>
         </w:rPr>
         <w:t xml:space="preserve">DHCP</w:t>
       </w:r>
       <w:r>
-        <w:t xml:space="preserve"> </w:t>
-      </w:r>
-      <w:r>
+        <w:rPr>
+          <w:lang w:val="es-ES"/>
+        </w:rPr>
+        <w:t xml:space="preserve"> </w:t>
+      </w:r>
+      <w:r>
+        <w:rPr>
+          <w:lang w:val="es-ES"/>
+        </w:rPr>
         <w:t xml:space="preserve">— Dynamic Host Configuration Protocol.</w:t>
       </w:r>
     </w:p>
@@ -97,13 +116,20 @@
         <w:rPr>
           <w:b/>
           <w:bCs/>
+          <w:lang w:val="es-ES"/>
         </w:rPr>
         <w:t xml:space="preserve">DNS</w:t>
       </w:r>
       <w:r>
-        <w:t xml:space="preserve"> </w:t>
-      </w:r>
-      <w:r>
+        <w:rPr>
+          <w:lang w:val="es-ES"/>
+        </w:rPr>
+        <w:t xml:space="preserve"> </w:t>
+      </w:r>
+      <w:r>
+        <w:rPr>
+          <w:lang w:val="es-ES"/>
+        </w:rPr>
         <w:t xml:space="preserve">— Domain Name System.</w:t>
       </w:r>
     </w:p>
@@ -119,13 +145,20 @@
         <w:rPr>
           <w:b/>
           <w:bCs/>
+          <w:lang w:val="es-ES"/>
         </w:rPr>
         <w:t xml:space="preserve">NTP</w:t>
       </w:r>
       <w:r>
-        <w:t xml:space="preserve"> </w:t>
-      </w:r>
-      <w:r>
+        <w:rPr>
+          <w:lang w:val="es-ES"/>
+        </w:rPr>
+        <w:t xml:space="preserve"> </w:t>
+      </w:r>
+      <w:r>
+        <w:rPr>
+          <w:lang w:val="es-ES"/>
+        </w:rPr>
         <w:t xml:space="preserve">— Network Time Protocol.</w:t>
       </w:r>
     </w:p>
@@ -141,13 +174,20 @@
         <w:rPr>
           <w:b/>
           <w:bCs/>
+          <w:lang w:val="es-ES"/>
         </w:rPr>
         <w:t xml:space="preserve">DNS</w:t>
       </w:r>
       <w:r>
-        <w:t xml:space="preserve"> </w:t>
-      </w:r>
-      <w:r>
+        <w:rPr>
+          <w:lang w:val="es-ES"/>
+        </w:rPr>
+        <w:t xml:space="preserve"> </w:t>
+      </w:r>
+      <w:r>
+        <w:rPr>
+          <w:lang w:val="es-ES"/>
+        </w:rPr>
         <w:t xml:space="preserve">— el navegador pregunta primero por el nombre antes de conectar.</w:t>
       </w:r>
     </w:p>
@@ -158,6 +198,9 @@
         <w:pStyle w:val="Heading2"/>
       </w:pPr>
       <w:r>
+        <w:rPr>
+          <w:lang w:val="es-ES"/>
+        </w:rPr>
         <w:t xml:space="preserve">2. Las cuatro fases de DHCP</w:t>
       </w:r>
     </w:p>
@@ -169,17 +212,237 @@
           <w:numId w:val="1002"/>
         </w:numPr>
       </w:pPr>
+      <w:r>
+        <w:rPr>
+          <w:lang w:val="es-ES"/>
+        </w:rPr>
+        <w:t xml:space="preserve">c) Discover → 2. b) Offer → 3. a) Request → 4. d) Acknowledge</w:t>
+      </w:r>
+    </w:p>
+    <w:p>
+      <w:pPr>
+        <w:pStyle w:val="FirstParagraph"/>
+      </w:pPr>
+      <w:r>
+        <w:rPr>
+          <w:lang w:val="es-ES"/>
+        </w:rPr>
+        <w:t xml:space="preserve">El cliente grita</w:t>
+      </w:r>
+      <w:r>
+        <w:rPr>
+          <w:lang w:val="es-ES"/>
+        </w:rPr>
+        <w:t xml:space="preserve"> </w:t>
+      </w:r>
+      <w:r>
+        <w:rPr>
+          <w:lang w:val="es-ES"/>
+        </w:rPr>
+        <w:t xml:space="preserve">“¿hay algún servidor?”</w:t>
+      </w:r>
+      <w:r>
+        <w:rPr>
+          <w:lang w:val="es-ES"/>
+        </w:rPr>
+        <w:t xml:space="preserve"> </w:t>
+      </w:r>
+      <w:r>
+        <w:rPr>
+          <w:lang w:val="es-ES"/>
+        </w:rPr>
+        <w:t xml:space="preserve">(Discover), el servidor ofrece una IP (Offer), el cliente la reclama (Request) y el servidor la confirma (Ack).</w:t>
+      </w:r>
+    </w:p>
+    <w:bookmarkEnd w:id="11"/>
+    <w:bookmarkStart w:id="12" w:name="verdadero-o-falso"/>
+    <w:p>
+      <w:pPr>
+        <w:pStyle w:val="Heading2"/>
+      </w:pPr>
+      <w:r>
+        <w:rPr>
+          <w:lang w:val="es-ES"/>
+        </w:rPr>
+        <w:t xml:space="preserve">3. Verdadero o falso</w:t>
+      </w:r>
     </w:p>
     <w:p>
       <w:pPr>
         <w:pStyle w:val="Compact"/>
         <w:numPr>
-          <w:ilvl w:val="1"/>
+          <w:ilvl w:val="0"/>
           <w:numId w:val="1003"/>
         </w:numPr>
       </w:pPr>
       <w:r>
-        <w:t xml:space="preserve">Discover → 2. b) Offer → 3. a) Request → 4. d) Acknowledge</w:t>
+        <w:rPr>
+          <w:b/>
+          <w:bCs/>
+          <w:lang w:val="es-ES"/>
+        </w:rPr>
+        <w:t xml:space="preserve">Verdadero.</w:t>
+      </w:r>
+      <w:r>
+        <w:rPr>
+          <w:lang w:val="es-ES"/>
+        </w:rPr>
+        <w:t xml:space="preserve"> </w:t>
+      </w:r>
+      <w:r>
+        <w:rPr>
+          <w:lang w:val="es-ES"/>
+        </w:rPr>
+        <w:t xml:space="preserve">La concesión se renueva a mitad de plazo si el cliente sigue activo.</w:t>
+      </w:r>
+    </w:p>
+    <w:p>
+      <w:pPr>
+        <w:pStyle w:val="Compact"/>
+        <w:numPr>
+          <w:ilvl w:val="0"/>
+          <w:numId w:val="1003"/>
+        </w:numPr>
+      </w:pPr>
+      <w:r>
+        <w:rPr>
+          <w:b/>
+          <w:bCs/>
+          <w:lang w:val="es-ES"/>
+        </w:rPr>
+        <w:t xml:space="preserve">Falso.</w:t>
+      </w:r>
+      <w:r>
+        <w:rPr>
+          <w:lang w:val="es-ES"/>
+        </w:rPr>
+        <w:t xml:space="preserve"> </w:t>
+      </w:r>
+      <w:r>
+        <w:rPr>
+          <w:lang w:val="es-ES"/>
+        </w:rPr>
+        <w:t xml:space="preserve">Un registro A relaciona nombre con IPv4; para IPv6 es el registro</w:t>
+      </w:r>
+      <w:r>
+        <w:rPr>
+          <w:lang w:val="es-ES"/>
+        </w:rPr>
+        <w:t xml:space="preserve"> </w:t>
+      </w:r>
+      <w:r>
+        <w:rPr>
+          <w:b/>
+          <w:bCs/>
+          <w:lang w:val="es-ES"/>
+        </w:rPr>
+        <w:t xml:space="preserve">AAAA</w:t>
+      </w:r>
+      <w:r>
+        <w:rPr>
+          <w:lang w:val="es-ES"/>
+        </w:rPr>
+        <w:t xml:space="preserve">.</w:t>
+      </w:r>
+    </w:p>
+    <w:p>
+      <w:pPr>
+        <w:pStyle w:val="Compact"/>
+        <w:numPr>
+          <w:ilvl w:val="0"/>
+          <w:numId w:val="1003"/>
+        </w:numPr>
+      </w:pPr>
+      <w:r>
+        <w:rPr>
+          <w:b/>
+          <w:bCs/>
+          <w:lang w:val="es-ES"/>
+        </w:rPr>
+        <w:t xml:space="preserve">Verdadero.</w:t>
+      </w:r>
+      <w:r>
+        <w:rPr>
+          <w:lang w:val="es-ES"/>
+        </w:rPr>
+        <w:t xml:space="preserve"> </w:t>
+      </w:r>
+      <w:r>
+        <w:rPr>
+          <w:lang w:val="es-ES"/>
+        </w:rPr>
+        <w:t xml:space="preserve">NTP escucha y habla por UDP/123.</w:t>
+      </w:r>
+    </w:p>
+    <w:p>
+      <w:pPr>
+        <w:pStyle w:val="Compact"/>
+        <w:numPr>
+          <w:ilvl w:val="0"/>
+          <w:numId w:val="1003"/>
+        </w:numPr>
+      </w:pPr>
+      <w:r>
+        <w:rPr>
+          <w:b/>
+          <w:bCs/>
+          <w:lang w:val="es-ES"/>
+        </w:rPr>
+        <w:t xml:space="preserve">Falso.</w:t>
+      </w:r>
+      <w:r>
+        <w:rPr>
+          <w:lang w:val="es-ES"/>
+        </w:rPr>
+        <w:t xml:space="preserve"> </w:t>
+      </w:r>
+      <w:r>
+        <w:rPr>
+          <w:lang w:val="es-ES"/>
+        </w:rPr>
+        <w:t xml:space="preserve">Una configuración manual completa necesita IP, máscara, gateway y DNS: sin DNS ni gateway no llegarías ni a Internet.</w:t>
+      </w:r>
+    </w:p>
+    <w:p>
+      <w:pPr>
+        <w:pStyle w:val="Compact"/>
+        <w:numPr>
+          <w:ilvl w:val="0"/>
+          <w:numId w:val="1003"/>
+        </w:numPr>
+      </w:pPr>
+      <w:r>
+        <w:rPr>
+          <w:b/>
+          <w:bCs/>
+          <w:lang w:val="es-ES"/>
+        </w:rPr>
+        <w:t xml:space="preserve">Verdadero.</w:t>
+      </w:r>
+      <w:r>
+        <w:rPr>
+          <w:lang w:val="es-ES"/>
+        </w:rPr>
+        <w:t xml:space="preserve"> </w:t>
+      </w:r>
+      <w:r>
+        <w:rPr>
+          <w:lang w:val="es-ES"/>
+        </w:rPr>
+        <w:t xml:space="preserve">La oferta DHCP incluye opciones: máscara, gateway por defecto, DNS, dominio, TFTP…</w:t>
+      </w:r>
+    </w:p>
+    <w:bookmarkEnd w:id="12"/>
+    <w:bookmarkStart w:id="13" w:name="qué-registro-dns"/>
+    <w:p>
+      <w:pPr>
+        <w:pStyle w:val="Heading2"/>
+      </w:pPr>
+      <w:r>
+        <w:rPr>
+          <w:lang w:val="es-ES"/>
+        </w:rPr>
+        <w:t xml:space="preserve">4. ¿Qué registro DNS?</w:t>
       </w:r>
     </w:p>
     <w:p>
@@ -187,29 +450,380 @@
         <w:pStyle w:val="FirstParagraph"/>
       </w:pPr>
       <w:r>
-        <w:t xml:space="preserve">El cliente grita</w:t>
-      </w:r>
-      <w:r>
-        <w:t xml:space="preserve"> </w:t>
-      </w:r>
-      <w:r>
-        <w:t xml:space="preserve">“¿hay algún servidor?”</w:t>
-      </w:r>
-      <w:r>
-        <w:t xml:space="preserve"> </w:t>
-      </w:r>
-      <w:r>
-        <w:t xml:space="preserve">(Discover), el servidor ofrece una IP (Offer), el cliente la reclama (Request) y el servidor la confirma (Ack).</w:t>
-      </w:r>
-    </w:p>
-    <w:bookmarkEnd w:id="11"/>
-    <w:bookmarkStart w:id="12" w:name="verdadero-o-falso"/>
+        <w:rPr>
+          <w:lang w:val="es-ES"/>
+        </w:rPr>
+        <w:t xml:space="preserve">1 → c (A: nombre → IPv4)</w:t>
+      </w:r>
+      <w:r>
+        <w:rPr>
+          <w:lang w:val="es-ES"/>
+        </w:rPr>
+        <w:t xml:space="preserve"> </w:t>
+      </w:r>
+      <w:r>
+        <w:rPr>
+          <w:lang w:val="es-ES"/>
+        </w:rPr>
+        <w:t xml:space="preserve">2 → a (CNAME: alias de otro nombre)</w:t>
+      </w:r>
+      <w:r>
+        <w:rPr>
+          <w:lang w:val="es-ES"/>
+        </w:rPr>
+        <w:t xml:space="preserve"> </w:t>
+      </w:r>
+      <w:r>
+        <w:rPr>
+          <w:lang w:val="es-ES"/>
+        </w:rPr>
+        <w:t xml:space="preserve">3 → d (AAAA: nombre → IPv6)</w:t>
+      </w:r>
+      <w:r>
+        <w:rPr>
+          <w:lang w:val="es-ES"/>
+        </w:rPr>
+        <w:t xml:space="preserve"> </w:t>
+      </w:r>
+      <w:r>
+        <w:rPr>
+          <w:lang w:val="es-ES"/>
+        </w:rPr>
+        <w:t xml:space="preserve">4 → b (MX: servidor de correo del dominio)</w:t>
+      </w:r>
+      <w:r>
+        <w:rPr>
+          <w:lang w:val="es-ES"/>
+        </w:rPr>
+        <w:t xml:space="preserve"> </w:t>
+      </w:r>
+      <w:r>
+        <w:rPr>
+          <w:lang w:val="es-ES"/>
+        </w:rPr>
+        <w:t xml:space="preserve">5 → f (SOA/NS: autoridad y servidores del dominio)</w:t>
+      </w:r>
+      <w:r>
+        <w:rPr>
+          <w:lang w:val="es-ES"/>
+        </w:rPr>
+        <w:t xml:space="preserve"> </w:t>
+      </w:r>
+      <w:r>
+        <w:rPr>
+          <w:lang w:val="es-ES"/>
+        </w:rPr>
+        <w:t xml:space="preserve">6 → e (PTR: resolución inversa IP → nombre)</w:t>
+      </w:r>
+    </w:p>
+    <w:bookmarkEnd w:id="13"/>
+    <w:bookmarkStart w:id="14" w:name="qué-comando"/>
     <w:p>
       <w:pPr>
         <w:pStyle w:val="Heading2"/>
       </w:pPr>
       <w:r>
-        <w:t xml:space="preserve">3. Verdadero o falso</w:t>
+        <w:rPr>
+          <w:lang w:val="es-ES"/>
+        </w:rPr>
+        <w:t xml:space="preserve">5. ¿Qué comando?</w:t>
+      </w:r>
+    </w:p>
+    <w:p>
+      <w:pPr>
+        <w:pStyle w:val="FirstParagraph"/>
+      </w:pPr>
+      <w:r>
+        <w:rPr>
+          <w:lang w:val="es-ES"/>
+        </w:rPr>
+        <w:t xml:space="preserve">1 → b (</w:t>
+      </w:r>
+      <w:r>
+        <w:rPr>
+          <w:rStyle w:val="VerbatimChar"/>
+          <w:lang w:val="es-ES"/>
+        </w:rPr>
+        <w:t xml:space="preserve">/renew</w:t>
+      </w:r>
+      <w:r>
+        <w:rPr>
+          <w:lang w:val="es-ES"/>
+        </w:rPr>
+        <w:t xml:space="preserve"> </w:t>
+      </w:r>
+      <w:r>
+        <w:rPr>
+          <w:lang w:val="es-ES"/>
+        </w:rPr>
+        <w:t xml:space="preserve">fuerza nueva negociación DHCP)</w:t>
+      </w:r>
+      <w:r>
+        <w:rPr>
+          <w:lang w:val="es-ES"/>
+        </w:rPr>
+        <w:t xml:space="preserve"> </w:t>
+      </w:r>
+      <w:r>
+        <w:rPr>
+          <w:lang w:val="es-ES"/>
+        </w:rPr>
+        <w:t xml:space="preserve">2 → c (nslookup consulta un servidor DNS)</w:t>
+      </w:r>
+      <w:r>
+        <w:rPr>
+          <w:lang w:val="es-ES"/>
+        </w:rPr>
+        <w:t xml:space="preserve"> </w:t>
+      </w:r>
+      <w:r>
+        <w:rPr>
+          <w:lang w:val="es-ES"/>
+        </w:rPr>
+        <w:t xml:space="preserve">3 → a (</w:t>
+      </w:r>
+      <w:r>
+        <w:rPr>
+          <w:rStyle w:val="VerbatimChar"/>
+          <w:lang w:val="es-ES"/>
+        </w:rPr>
+        <w:t xml:space="preserve">/displaydns</w:t>
+      </w:r>
+      <w:r>
+        <w:rPr>
+          <w:lang w:val="es-ES"/>
+        </w:rPr>
+        <w:t xml:space="preserve"> </w:t>
+      </w:r>
+      <w:r>
+        <w:rPr>
+          <w:lang w:val="es-ES"/>
+        </w:rPr>
+        <w:t xml:space="preserve">muestra la caché)</w:t>
+      </w:r>
+      <w:r>
+        <w:rPr>
+          <w:lang w:val="es-ES"/>
+        </w:rPr>
+        <w:t xml:space="preserve"> </w:t>
+      </w:r>
+      <w:r>
+        <w:rPr>
+          <w:lang w:val="es-ES"/>
+        </w:rPr>
+        <w:t xml:space="preserve">4 → d (</w:t>
+      </w:r>
+      <w:r>
+        <w:rPr>
+          <w:rStyle w:val="VerbatimChar"/>
+          <w:lang w:val="es-ES"/>
+        </w:rPr>
+        <w:t xml:space="preserve">/flushdns</w:t>
+      </w:r>
+      <w:r>
+        <w:rPr>
+          <w:lang w:val="es-ES"/>
+        </w:rPr>
+        <w:t xml:space="preserve"> </w:t>
+      </w:r>
+      <w:r>
+        <w:rPr>
+          <w:lang w:val="es-ES"/>
+        </w:rPr>
+        <w:t xml:space="preserve">la vacía)</w:t>
+      </w:r>
+    </w:p>
+    <w:bookmarkEnd w:id="14"/>
+    <w:bookmarkStart w:id="15" w:name="el-reloj-y-los-logs"/>
+    <w:p>
+      <w:pPr>
+        <w:pStyle w:val="Heading2"/>
+      </w:pPr>
+      <w:r>
+        <w:rPr>
+          <w:lang w:val="es-ES"/>
+        </w:rPr>
+        <w:t xml:space="preserve">6. El reloj y los logs</w:t>
+      </w:r>
+    </w:p>
+    <w:p>
+      <w:pPr>
+        <w:pStyle w:val="FirstParagraph"/>
+      </w:pPr>
+      <w:r>
+        <w:rPr>
+          <w:lang w:val="es-ES"/>
+        </w:rPr>
+        <w:t xml:space="preserve">Falta</w:t>
+      </w:r>
+      <w:r>
+        <w:rPr>
+          <w:lang w:val="es-ES"/>
+        </w:rPr>
+        <w:t xml:space="preserve"> </w:t>
+      </w:r>
+      <w:r>
+        <w:rPr>
+          <w:b/>
+          <w:bCs/>
+          <w:lang w:val="es-ES"/>
+        </w:rPr>
+        <w:t xml:space="preserve">NTP</w:t>
+      </w:r>
+      <w:r>
+        <w:rPr>
+          <w:lang w:val="es-ES"/>
+        </w:rPr>
+        <w:t xml:space="preserve">. Si el reloj del dispositivo no está sincronizado, las marcas de tiempo de los logs no sirven para reconstruir una incidencia: no puedes comparar</w:t>
+      </w:r>
+      <w:r>
+        <w:rPr>
+          <w:lang w:val="es-ES"/>
+        </w:rPr>
+        <w:t xml:space="preserve"> </w:t>
+      </w:r>
+      <w:r>
+        <w:rPr>
+          <w:lang w:val="es-ES"/>
+        </w:rPr>
+        <w:t xml:space="preserve">“el switch avisó a las 08:59”</w:t>
+      </w:r>
+      <w:r>
+        <w:rPr>
+          <w:lang w:val="es-ES"/>
+        </w:rPr>
+        <w:t xml:space="preserve"> </w:t>
+      </w:r>
+      <w:r>
+        <w:rPr>
+          <w:lang w:val="es-ES"/>
+        </w:rPr>
+        <w:t xml:space="preserve">con</w:t>
+      </w:r>
+      <w:r>
+        <w:rPr>
+          <w:lang w:val="es-ES"/>
+        </w:rPr>
+        <w:t xml:space="preserve"> </w:t>
+      </w:r>
+      <w:r>
+        <w:rPr>
+          <w:lang w:val="es-ES"/>
+        </w:rPr>
+        <w:t xml:space="preserve">“el servidor registró el error a las 09:00”</w:t>
+      </w:r>
+      <w:r>
+        <w:rPr>
+          <w:lang w:val="es-ES"/>
+        </w:rPr>
+        <w:t xml:space="preserve"> </w:t>
+      </w:r>
+      <w:r>
+        <w:rPr>
+          <w:lang w:val="es-ES"/>
+        </w:rPr>
+        <w:t xml:space="preserve">si cada uno lleva su hora. Con NTP todos los equipos apuntan a la misma fuente y los logs cuadran.</w:t>
+      </w:r>
+    </w:p>
+    <w:bookmarkEnd w:id="15"/>
+    <w:bookmarkStart w:id="16" w:name="dhcp-helper"/>
+    <w:p>
+      <w:pPr>
+        <w:pStyle w:val="Heading2"/>
+      </w:pPr>
+      <w:r>
+        <w:rPr>
+          <w:lang w:val="es-ES"/>
+        </w:rPr>
+        <w:t xml:space="preserve">7. DHCP helper</w:t>
+      </w:r>
+    </w:p>
+    <w:p>
+      <w:pPr>
+        <w:pStyle w:val="FirstParagraph"/>
+      </w:pPr>
+      <w:r>
+        <w:rPr>
+          <w:lang w:val="es-ES"/>
+        </w:rPr>
+        <w:t xml:space="preserve">Falta el</w:t>
+      </w:r>
+      <w:r>
+        <w:rPr>
+          <w:lang w:val="es-ES"/>
+        </w:rPr>
+        <w:t xml:space="preserve"> </w:t>
+      </w:r>
+      <w:r>
+        <w:rPr>
+          <w:b/>
+          <w:bCs/>
+          <w:lang w:val="es-ES"/>
+        </w:rPr>
+        <w:t xml:space="preserve">ip helper-address</w:t>
+      </w:r>
+      <w:r>
+        <w:rPr>
+          <w:lang w:val="es-ES"/>
+        </w:rPr>
+        <w:t xml:space="preserve"> </w:t>
+      </w:r>
+      <w:r>
+        <w:rPr>
+          <w:lang w:val="es-ES"/>
+        </w:rPr>
+        <w:t xml:space="preserve">en el router (o switch capa 3) de la VLAN 20. DHCP Discover es un broadcast y los broadcasts no cruzan VLANs: el agente de reenvío del router convierte ese broadcast en un unicast hacia 192.168.10.5:</w:t>
+      </w:r>
+    </w:p>
+    <w:p>
+      <w:pPr>
+        <w:pStyle w:val="SourceCode"/>
+      </w:pPr>
+      <w:r>
+        <w:rPr>
+          <w:rStyle w:val="ExtensionTok"/>
+        </w:rPr>
+        <w:t xml:space="preserve">interface</w:t>
+      </w:r>
+      <w:r>
+        <w:rPr>
+          <w:rStyle w:val="NormalTok"/>
+        </w:rPr>
+        <w:t xml:space="preserve"> vlan 20</w:t>
+      </w:r>
+      <w:r>
+        <w:br/>
+      </w:r>
+      <w:r>
+        <w:rPr>
+          <w:rStyle w:val="NormalTok"/>
+        </w:rPr>
+        <w:t xml:space="preserve"> </w:t>
+      </w:r>
+      <w:r>
+        <w:rPr>
+          <w:rStyle w:val="ExtensionTok"/>
+        </w:rPr>
+        <w:t xml:space="preserve">ip</w:t>
+      </w:r>
+      <w:r>
+        <w:rPr>
+          <w:rStyle w:val="NormalTok"/>
+        </w:rPr>
+        <w:t xml:space="preserve"> helper-address 192.168.10.5</w:t>
+      </w:r>
+    </w:p>
+    <w:bookmarkEnd w:id="16"/>
+    <w:bookmarkStart w:id="17" w:name="verifica-tu-red"/>
+    <w:p>
+      <w:pPr>
+        <w:pStyle w:val="Heading2"/>
+      </w:pPr>
+      <w:r>
+        <w:rPr>
+          <w:lang w:val="es-ES"/>
+        </w:rPr>
+        <w:t xml:space="preserve">8. Verifica tu red</w:t>
       </w:r>
     </w:p>
     <w:p>
@@ -222,16 +836,51 @@
       </w:pPr>
       <w:r>
         <w:rPr>
-          <w:b/>
-          <w:bCs/>
-        </w:rPr>
-        <w:t xml:space="preserve">Verdadero.</w:t>
-      </w:r>
-      <w:r>
-        <w:t xml:space="preserve"> </w:t>
-      </w:r>
-      <w:r>
-        <w:t xml:space="preserve">La concesión se renueva a mitad de plazo si el cliente sigue activo.</w:t>
+          <w:lang w:val="es-ES"/>
+        </w:rPr>
+        <w:t xml:space="preserve">Si aparece</w:t>
+      </w:r>
+      <w:r>
+        <w:rPr>
+          <w:lang w:val="es-ES"/>
+        </w:rPr>
+        <w:t xml:space="preserve"> </w:t>
+      </w:r>
+      <w:r>
+        <w:rPr>
+          <w:lang w:val="es-ES"/>
+        </w:rPr>
+        <w:t xml:space="preserve">“DHCP habilitado: Sí”</w:t>
+      </w:r>
+      <w:r>
+        <w:rPr>
+          <w:lang w:val="es-ES"/>
+        </w:rPr>
+        <w:t xml:space="preserve"> </w:t>
+      </w:r>
+      <w:r>
+        <w:rPr>
+          <w:lang w:val="es-ES"/>
+        </w:rPr>
+        <w:t xml:space="preserve">y una línea</w:t>
+      </w:r>
+      <w:r>
+        <w:rPr>
+          <w:lang w:val="es-ES"/>
+        </w:rPr>
+        <w:t xml:space="preserve"> </w:t>
+      </w:r>
+      <w:r>
+        <w:rPr>
+          <w:lang w:val="es-ES"/>
+        </w:rPr>
+        <w:t xml:space="preserve">“Concesión obtenida / Concesión expira”</w:t>
+      </w:r>
+      <w:r>
+        <w:rPr>
+          <w:lang w:val="es-ES"/>
+        </w:rPr>
+        <w:t xml:space="preserve">, es DHCP. Si no hay concesión y la IP la escribiste tú, es estática.</w:t>
       </w:r>
     </w:p>
     <w:p>
@@ -244,29 +893,33 @@
       </w:pPr>
       <w:r>
         <w:rPr>
-          <w:b/>
-          <w:bCs/>
-        </w:rPr>
-        <w:t xml:space="preserve">Falso.</w:t>
-      </w:r>
-      <w:r>
-        <w:t xml:space="preserve"> </w:t>
-      </w:r>
-      <w:r>
-        <w:t xml:space="preserve">Un registro A relaciona nombre con IPv4; para IPv6 es el registro</w:t>
-      </w:r>
-      <w:r>
-        <w:t xml:space="preserve"> </w:t>
-      </w:r>
-      <w:r>
-        <w:rPr>
-          <w:b/>
-          <w:bCs/>
-        </w:rPr>
-        <w:t xml:space="preserve">AAAA</w:t>
-      </w:r>
-      <w:r>
-        <w:t xml:space="preserve">.</w:t>
+          <w:lang w:val="es-ES"/>
+        </w:rPr>
+        <w:t xml:space="preserve">En la línea</w:t>
+      </w:r>
+      <w:r>
+        <w:rPr>
+          <w:lang w:val="es-ES"/>
+        </w:rPr>
+        <w:t xml:space="preserve"> </w:t>
+      </w:r>
+      <w:r>
+        <w:rPr>
+          <w:lang w:val="es-ES"/>
+        </w:rPr>
+        <w:t xml:space="preserve">“Concesión expira”</w:t>
+      </w:r>
+      <w:r>
+        <w:rPr>
+          <w:lang w:val="es-ES"/>
+        </w:rPr>
+        <w:t xml:space="preserve"> </w:t>
+      </w:r>
+      <w:r>
+        <w:rPr>
+          <w:lang w:val="es-ES"/>
+        </w:rPr>
+        <w:t xml:space="preserve">(típico: 24 horas en redes domésticas).</w:t>
       </w:r>
     </w:p>
     <w:p>
@@ -279,394 +932,26 @@
       </w:pPr>
       <w:r>
         <w:rPr>
-          <w:b/>
-          <w:bCs/>
-        </w:rPr>
-        <w:t xml:space="preserve">Verdadero.</w:t>
-      </w:r>
-      <w:r>
-        <w:t xml:space="preserve"> </w:t>
-      </w:r>
-      <w:r>
-        <w:t xml:space="preserve">NTP escucha y habla por UDP/123.</w:t>
-      </w:r>
-    </w:p>
-    <w:p>
-      <w:pPr>
-        <w:pStyle w:val="Compact"/>
-        <w:numPr>
-          <w:ilvl w:val="0"/>
-          <w:numId w:val="1004"/>
-        </w:numPr>
-      </w:pPr>
-      <w:r>
-        <w:rPr>
-          <w:b/>
-          <w:bCs/>
-        </w:rPr>
-        <w:t xml:space="preserve">Falso.</w:t>
-      </w:r>
-      <w:r>
-        <w:t xml:space="preserve"> </w:t>
-      </w:r>
-      <w:r>
-        <w:t xml:space="preserve">Una configuración manual completa necesita IP, máscara, gateway y DNS: sin DNS ni gateway no llegarías ni a Internet.</w:t>
-      </w:r>
-    </w:p>
-    <w:p>
-      <w:pPr>
-        <w:pStyle w:val="Compact"/>
-        <w:numPr>
-          <w:ilvl w:val="0"/>
-          <w:numId w:val="1004"/>
-        </w:numPr>
-      </w:pPr>
-      <w:r>
-        <w:rPr>
-          <w:b/>
-          <w:bCs/>
-        </w:rPr>
-        <w:t xml:space="preserve">Verdadero.</w:t>
-      </w:r>
-      <w:r>
-        <w:t xml:space="preserve"> </w:t>
-      </w:r>
-      <w:r>
-        <w:t xml:space="preserve">La oferta DHCP incluye opciones: máscara, gateway por defecto, DNS, dominio, TFTP…</w:t>
-      </w:r>
-    </w:p>
-    <w:bookmarkEnd w:id="12"/>
-    <w:bookmarkStart w:id="13" w:name="qué-registro-dns"/>
-    <w:p>
-      <w:pPr>
-        <w:pStyle w:val="Heading2"/>
-      </w:pPr>
-      <w:r>
-        <w:t xml:space="preserve">4. ¿Qué registro DNS?</w:t>
-      </w:r>
-    </w:p>
-    <w:p>
-      <w:pPr>
-        <w:pStyle w:val="FirstParagraph"/>
-      </w:pPr>
-      <w:r>
-        <w:t xml:space="preserve">1 → c (A: nombre → IPv4)</w:t>
-      </w:r>
-      <w:r>
-        <w:t xml:space="preserve"> </w:t>
-      </w:r>
-      <w:r>
-        <w:t xml:space="preserve">2 → a (CNAME: alias de otro nombre)</w:t>
-      </w:r>
-      <w:r>
-        <w:t xml:space="preserve"> </w:t>
-      </w:r>
-      <w:r>
-        <w:t xml:space="preserve">3 → d (AAAA: nombre → IPv6)</w:t>
-      </w:r>
-      <w:r>
-        <w:t xml:space="preserve"> </w:t>
-      </w:r>
-      <w:r>
-        <w:t xml:space="preserve">4 → b (MX: servidor de correo del dominio)</w:t>
-      </w:r>
-      <w:r>
-        <w:t xml:space="preserve"> </w:t>
-      </w:r>
-      <w:r>
-        <w:t xml:space="preserve">5 → f (SOA/NS: autoridad y servidores del dominio)</w:t>
-      </w:r>
-      <w:r>
-        <w:t xml:space="preserve"> </w:t>
-      </w:r>
-      <w:r>
-        <w:t xml:space="preserve">6 → e (PTR: resolución inversa IP → nombre)</w:t>
-      </w:r>
-    </w:p>
-    <w:bookmarkEnd w:id="13"/>
-    <w:bookmarkStart w:id="14" w:name="qué-comando"/>
-    <w:p>
-      <w:pPr>
-        <w:pStyle w:val="Heading2"/>
-      </w:pPr>
-      <w:r>
-        <w:t xml:space="preserve">5. ¿Qué comando?</w:t>
-      </w:r>
-    </w:p>
-    <w:p>
-      <w:pPr>
-        <w:pStyle w:val="FirstParagraph"/>
-      </w:pPr>
-      <w:r>
-        <w:t xml:space="preserve">1 → b (</w:t>
-      </w:r>
-      <w:r>
-        <w:rPr>
-          <w:rStyle w:val="VerbatimChar"/>
-        </w:rPr>
-        <w:t xml:space="preserve">/renew</w:t>
-      </w:r>
-      <w:r>
-        <w:t xml:space="preserve"> </w:t>
-      </w:r>
-      <w:r>
-        <w:t xml:space="preserve">fuerza nueva negociación DHCP)</w:t>
-      </w:r>
-      <w:r>
-        <w:t xml:space="preserve"> </w:t>
-      </w:r>
-      <w:r>
-        <w:t xml:space="preserve">2 → c (nslookup consulta un servidor DNS)</w:t>
-      </w:r>
-      <w:r>
-        <w:t xml:space="preserve"> </w:t>
-      </w:r>
-      <w:r>
-        <w:t xml:space="preserve">3 → a (</w:t>
-      </w:r>
-      <w:r>
-        <w:rPr>
-          <w:rStyle w:val="VerbatimChar"/>
-        </w:rPr>
-        <w:t xml:space="preserve">/displaydns</w:t>
-      </w:r>
-      <w:r>
-        <w:t xml:space="preserve"> </w:t>
-      </w:r>
-      <w:r>
-        <w:t xml:space="preserve">muestra la caché)</w:t>
-      </w:r>
-      <w:r>
-        <w:t xml:space="preserve"> </w:t>
-      </w:r>
-      <w:r>
-        <w:t xml:space="preserve">4 → d (</w:t>
-      </w:r>
-      <w:r>
-        <w:rPr>
-          <w:rStyle w:val="VerbatimChar"/>
-        </w:rPr>
-        <w:t xml:space="preserve">/flushdns</w:t>
-      </w:r>
-      <w:r>
-        <w:t xml:space="preserve"> </w:t>
-      </w:r>
-      <w:r>
-        <w:t xml:space="preserve">la vacía)</w:t>
-      </w:r>
-    </w:p>
-    <w:bookmarkEnd w:id="14"/>
-    <w:bookmarkStart w:id="15" w:name="el-reloj-y-los-logs"/>
-    <w:p>
-      <w:pPr>
-        <w:pStyle w:val="Heading2"/>
-      </w:pPr>
-      <w:r>
-        <w:t xml:space="preserve">6. El reloj y los logs</w:t>
-      </w:r>
-    </w:p>
-    <w:p>
-      <w:pPr>
-        <w:pStyle w:val="FirstParagraph"/>
-      </w:pPr>
-      <w:r>
-        <w:t xml:space="preserve">Falta</w:t>
-      </w:r>
-      <w:r>
-        <w:t xml:space="preserve"> </w:t>
-      </w:r>
-      <w:r>
-        <w:rPr>
-          <w:b/>
-          <w:bCs/>
-        </w:rPr>
-        <w:t xml:space="preserve">NTP</w:t>
-      </w:r>
-      <w:r>
-        <w:t xml:space="preserve">. Si el reloj del dispositivo no está sincronizado, las marcas de tiempo de los logs no sirven para reconstruir una incidencia: no puedes comparar</w:t>
-      </w:r>
-      <w:r>
-        <w:t xml:space="preserve"> </w:t>
-      </w:r>
-      <w:r>
-        <w:t xml:space="preserve">“el switch avisó a las 08:59”</w:t>
-      </w:r>
-      <w:r>
-        <w:t xml:space="preserve"> </w:t>
-      </w:r>
-      <w:r>
-        <w:t xml:space="preserve">con</w:t>
-      </w:r>
-      <w:r>
-        <w:t xml:space="preserve"> </w:t>
-      </w:r>
-      <w:r>
-        <w:t xml:space="preserve">“el servidor registró el error a las 09:00”</w:t>
-      </w:r>
-      <w:r>
-        <w:t xml:space="preserve"> </w:t>
-      </w:r>
-      <w:r>
-        <w:t xml:space="preserve">si cada uno lleva su hora. Con NTP todos los equipos apuntan a la misma fuente y los logs cuadran.</w:t>
-      </w:r>
-    </w:p>
-    <w:bookmarkEnd w:id="15"/>
-    <w:bookmarkStart w:id="16" w:name="dhcp-helper"/>
-    <w:p>
-      <w:pPr>
-        <w:pStyle w:val="Heading2"/>
-      </w:pPr>
-      <w:r>
-        <w:t xml:space="preserve">7. DHCP helper</w:t>
-      </w:r>
-    </w:p>
-    <w:p>
-      <w:pPr>
-        <w:pStyle w:val="FirstParagraph"/>
-      </w:pPr>
-      <w:r>
-        <w:t xml:space="preserve">Falta el</w:t>
-      </w:r>
-      <w:r>
-        <w:t xml:space="preserve"> </w:t>
-      </w:r>
-      <w:r>
-        <w:rPr>
-          <w:b/>
-          <w:bCs/>
-        </w:rPr>
-        <w:t xml:space="preserve">ip helper-address</w:t>
-      </w:r>
-      <w:r>
-        <w:t xml:space="preserve"> </w:t>
-      </w:r>
-      <w:r>
-        <w:t xml:space="preserve">en el router (o switch capa 3) de la VLAN 20. DHCP Discover es un broadcast y los broadcasts no cruzan VLANs: el agente de reenvío del router convierte ese broadcast en un unicast hacia 192.168.10.5:</w:t>
-      </w:r>
-    </w:p>
-    <w:p>
-      <w:pPr>
-        <w:pStyle w:val="SourceCode"/>
-      </w:pPr>
-      <w:r>
-        <w:rPr>
-          <w:rStyle w:val="ExtensionTok"/>
-        </w:rPr>
-        <w:t xml:space="preserve">interface</w:t>
-      </w:r>
-      <w:r>
-        <w:rPr>
-          <w:rStyle w:val="NormalTok"/>
-        </w:rPr>
-        <w:t xml:space="preserve"> vlan 20</w:t>
-      </w:r>
-      <w:r>
-        <w:br/>
-      </w:r>
-      <w:r>
-        <w:rPr>
-          <w:rStyle w:val="NormalTok"/>
-        </w:rPr>
-        <w:t xml:space="preserve"> </w:t>
-      </w:r>
-      <w:r>
-        <w:rPr>
-          <w:rStyle w:val="ExtensionTok"/>
-        </w:rPr>
-        <w:t xml:space="preserve">ip</w:t>
-      </w:r>
-      <w:r>
-        <w:rPr>
-          <w:rStyle w:val="NormalTok"/>
-        </w:rPr>
-        <w:t xml:space="preserve"> helper-address 192.168.10.5</w:t>
-      </w:r>
-    </w:p>
-    <w:bookmarkEnd w:id="16"/>
-    <w:bookmarkStart w:id="17" w:name="verifica-tu-red"/>
-    <w:p>
-      <w:pPr>
-        <w:pStyle w:val="Heading2"/>
-      </w:pPr>
-      <w:r>
-        <w:t xml:space="preserve">8. Verifica tu red</w:t>
-      </w:r>
-    </w:p>
-    <w:p>
-      <w:pPr>
-        <w:pStyle w:val="Compact"/>
-        <w:numPr>
-          <w:ilvl w:val="0"/>
-          <w:numId w:val="1005"/>
-        </w:numPr>
-      </w:pPr>
-      <w:r>
-        <w:t xml:space="preserve">Si aparece</w:t>
-      </w:r>
-      <w:r>
-        <w:t xml:space="preserve"> </w:t>
-      </w:r>
-      <w:r>
-        <w:t xml:space="preserve">“DHCP habilitado: Sí”</w:t>
-      </w:r>
-      <w:r>
-        <w:t xml:space="preserve"> </w:t>
-      </w:r>
-      <w:r>
-        <w:t xml:space="preserve">y una línea</w:t>
-      </w:r>
-      <w:r>
-        <w:t xml:space="preserve"> </w:t>
-      </w:r>
-      <w:r>
-        <w:t xml:space="preserve">“Concesión obtenida / Concesión expira”</w:t>
-      </w:r>
-      <w:r>
-        <w:t xml:space="preserve">, es DHCP. Si no hay concesión y la IP la escribiste tú, es estática.</w:t>
-      </w:r>
-    </w:p>
-    <w:p>
-      <w:pPr>
-        <w:pStyle w:val="Compact"/>
-        <w:numPr>
-          <w:ilvl w:val="0"/>
-          <w:numId w:val="1005"/>
-        </w:numPr>
-      </w:pPr>
-      <w:r>
-        <w:t xml:space="preserve">En la línea</w:t>
-      </w:r>
-      <w:r>
-        <w:t xml:space="preserve"> </w:t>
-      </w:r>
-      <w:r>
-        <w:t xml:space="preserve">“Concesión expira”</w:t>
-      </w:r>
-      <w:r>
-        <w:t xml:space="preserve"> </w:t>
-      </w:r>
-      <w:r>
-        <w:t xml:space="preserve">(típico: 24 horas en redes domésticas).</w:t>
-      </w:r>
-    </w:p>
-    <w:p>
-      <w:pPr>
-        <w:pStyle w:val="Compact"/>
-        <w:numPr>
-          <w:ilvl w:val="0"/>
-          <w:numId w:val="1005"/>
-        </w:numPr>
-      </w:pPr>
-      <w:r>
+          <w:lang w:val="es-ES"/>
+        </w:rPr>
         <w:t xml:space="preserve">En</w:t>
       </w:r>
       <w:r>
-        <w:t xml:space="preserve"> </w:t>
-      </w:r>
-      <w:r>
+        <w:rPr>
+          <w:lang w:val="es-ES"/>
+        </w:rPr>
+        <w:t xml:space="preserve"> </w:t>
+      </w:r>
+      <w:r>
+        <w:rPr>
+          <w:lang w:val="es-ES"/>
+        </w:rPr>
         <w:t xml:space="preserve">“Servidores DNS”</w:t>
       </w:r>
       <w:r>
+        <w:rPr>
+          <w:lang w:val="es-ES"/>
+        </w:rPr>
         <w:t xml:space="preserve">: normalmente la IP del router de casa o las DNS del operador (y en muchas redes, un DNS interno de la empresa o del centro).</w:t>
       </w:r>
     </w:p>
@@ -952,91 +1237,6 @@
       </w:pPr>
     </w:lvl>
   </w:abstractNum>
-  <w:abstractNum w:abstractNumId="99723">
-    <w:nsid w:val="00A99723"/>
-    <w:multiLevelType w:val="multilevel"/>
-    <w:lvl w:ilvl="0">
-      <w:start w:val="3"/>
-      <w:numFmt w:val="lowerLetter"/>
-      <w:lvlText w:val="%1)"/>
-      <w:lvlJc w:val="left"/>
-      <w:pPr>
-        <w:ind w:left="720" w:hanging="360"/>
-      </w:pPr>
-    </w:lvl>
-    <w:lvl w:ilvl="1">
-      <w:start w:val="3"/>
-      <w:numFmt w:val="lowerLetter"/>
-      <w:lvlText w:val="%2)"/>
-      <w:lvlJc w:val="left"/>
-      <w:pPr>
-        <w:ind w:left="1440" w:hanging="360"/>
-      </w:pPr>
-    </w:lvl>
-    <w:lvl w:ilvl="2">
-      <w:start w:val="3"/>
-      <w:numFmt w:val="lowerLetter"/>
-      <w:lvlText w:val="%3)"/>
-      <w:lvlJc w:val="left"/>
-      <w:pPr>
-        <w:ind w:left="2160" w:hanging="360"/>
-      </w:pPr>
-    </w:lvl>
-    <w:lvl w:ilvl="3">
-      <w:start w:val="3"/>
-      <w:numFmt w:val="lowerLetter"/>
-      <w:lvlText w:val="%4)"/>
-      <w:lvlJc w:val="left"/>
-      <w:pPr>
-        <w:ind w:left="2880" w:hanging="360"/>
-      </w:pPr>
-    </w:lvl>
-    <w:lvl w:ilvl="4">
-      <w:start w:val="3"/>
-      <w:numFmt w:val="lowerLetter"/>
-      <w:lvlText w:val="%5)"/>
-      <w:lvlJc w:val="left"/>
-      <w:pPr>
-        <w:ind w:left="3600" w:hanging="360"/>
-      </w:pPr>
-    </w:lvl>
-    <w:lvl w:ilvl="5">
-      <w:start w:val="3"/>
-      <w:numFmt w:val="lowerLetter"/>
-      <w:lvlText w:val="%6)"/>
-      <w:lvlJc w:val="left"/>
-      <w:pPr>
-        <w:ind w:left="4320" w:hanging="360"/>
-      </w:pPr>
-    </w:lvl>
-    <w:lvl w:ilvl="6">
-      <w:start w:val="3"/>
-      <w:numFmt w:val="lowerLetter"/>
-      <w:lvlText w:val="%7)"/>
-      <w:lvlJc w:val="left"/>
-      <w:pPr>
-        <w:ind w:left="5040" w:hanging="360"/>
-      </w:pPr>
-    </w:lvl>
-    <w:lvl w:ilvl="7">
-      <w:start w:val="3"/>
-      <w:numFmt w:val="lowerLetter"/>
-      <w:lvlText w:val="%8)"/>
-      <w:lvlJc w:val="left"/>
-      <w:pPr>
-        <w:ind w:left="5760" w:hanging="360"/>
-      </w:pPr>
-    </w:lvl>
-    <w:lvl w:ilvl="8">
-      <w:start w:val="3"/>
-      <w:numFmt w:val="lowerLetter"/>
-      <w:lvlText w:val="%9)"/>
-      <w:lvlJc w:val="left"/>
-      <w:pPr>
-        <w:ind w:left="6480" w:hanging="360"/>
-      </w:pPr>
-    </w:lvl>
-  </w:abstractNum>
   <w:num w:numId="1000">
     <w:abstractNumId w:val="990"/>
   </w:num>
@@ -1101,66 +1301,36 @@
     </w:lvlOverride>
   </w:num>
   <w:num w:numId="1003">
-    <w:abstractNumId w:val="99723"/>
+    <w:abstractNumId w:val="99721"/>
     <w:lvlOverride w:ilvl="0">
-      <w:startOverride w:val="3"/>
+      <w:startOverride w:val="1"/>
     </w:lvlOverride>
     <w:lvlOverride w:ilvl="1">
-      <w:startOverride w:val="3"/>
+      <w:startOverride w:val="1"/>
     </w:lvlOverride>
     <w:lvlOverride w:ilvl="2">
-      <w:startOverride w:val="3"/>
+      <w:startOverride w:val="1"/>
     </w:lvlOverride>
     <w:lvlOverride w:ilvl="3">
-      <w:startOverride w:val="3"/>
+      <w:startOverride w:val="1"/>
     </w:lvlOverride>
     <w:lvlOverride w:ilvl="4">
-      <w:startOverride w:val="3"/>
+      <w:startOverride w:val="1"/>
     </w:lvlOverride>
     <w:lvlOverride w:ilvl="5">
-      <w:startOverride w:val="3"/>
+      <w:startOverride w:val="1"/>
     </w:lvlOverride>
     <w:lvlOverride w:ilvl="6">
-      <w:startOverride w:val="3"/>
+      <w:startOverride w:val="1"/>
     </w:lvlOverride>
     <w:lvlOverride w:ilvl="7">
-      <w:startOverride w:val="3"/>
+      <w:startOverride w:val="1"/>
     </w:lvlOverride>
     <w:lvlOverride w:ilvl="8">
-      <w:startOverride w:val="3"/>
+      <w:startOverride w:val="1"/>
     </w:lvlOverride>
   </w:num>
   <w:num w:numId="1004">
-    <w:abstractNumId w:val="99721"/>
-    <w:lvlOverride w:ilvl="0">
-      <w:startOverride w:val="1"/>
-    </w:lvlOverride>
-    <w:lvlOverride w:ilvl="1">
-      <w:startOverride w:val="1"/>
-    </w:lvlOverride>
-    <w:lvlOverride w:ilvl="2">
-      <w:startOverride w:val="1"/>
-    </w:lvlOverride>
-    <w:lvlOverride w:ilvl="3">
-      <w:startOverride w:val="1"/>
-    </w:lvlOverride>
-    <w:lvlOverride w:ilvl="4">
-      <w:startOverride w:val="1"/>
-    </w:lvlOverride>
-    <w:lvlOverride w:ilvl="5">
-      <w:startOverride w:val="1"/>
-    </w:lvlOverride>
-    <w:lvlOverride w:ilvl="6">
-      <w:startOverride w:val="1"/>
-    </w:lvlOverride>
-    <w:lvlOverride w:ilvl="7">
-      <w:startOverride w:val="1"/>
-    </w:lvlOverride>
-    <w:lvlOverride w:ilvl="8">
-      <w:startOverride w:val="1"/>
-    </w:lvlOverride>
-  </w:num>
-  <w:num w:numId="1005">
     <w:abstractNumId w:val="99721"/>
     <w:lvlOverride w:ilvl="0">
       <w:startOverride w:val="1"/>

--- a/docx/10-servicios-red/boletin-U10-inicial-resuelto.docx
+++ b/docx/10-servicios-red/boletin-U10-inicial-resuelto.docx
@@ -15,9 +15,6 @@
             <w:pStyle w:val="TOCHeading"/>
           </w:pPr>
           <w:r>
-            <w:rPr>
-              <w:lang w:val="es-ES"/>
-            </w:rPr>
             <w:t xml:space="preserve">Table of Contents</w:t>
           </w:r>
         </w:p>
@@ -37,9 +34,6 @@
         <w:pStyle w:val="Heading1"/>
       </w:pPr>
       <w:r>
-        <w:rPr>
-          <w:lang w:val="es-ES"/>
-        </w:rPr>
         <w:t xml:space="preserve">Boletín UD10 — Inicial (Resuelto)</w:t>
       </w:r>
     </w:p>
@@ -50,9 +44,6 @@
         <w:pStyle w:val="Heading1"/>
       </w:pPr>
       <w:r>
-        <w:rPr>
-          <w:lang w:val="es-ES"/>
-        </w:rPr>
         <w:t xml:space="preserve">✅ Boletín UD10 — Inicial (Resuelto)</w:t>
       </w:r>
     </w:p>
@@ -69,9 +60,6 @@
         <w:pStyle w:val="Heading2"/>
       </w:pPr>
       <w:r>
-        <w:rPr>
-          <w:lang w:val="es-ES"/>
-        </w:rPr>
         <w:t xml:space="preserve">1. ¿Qué servicio soy?</w:t>
       </w:r>
     </w:p>
@@ -87,20 +75,13 @@
         <w:rPr>
           <w:b/>
           <w:bCs/>
-          <w:lang w:val="es-ES"/>
         </w:rPr>
         <w:t xml:space="preserve">DHCP</w:t>
       </w:r>
       <w:r>
-        <w:rPr>
-          <w:lang w:val="es-ES"/>
-        </w:rPr>
-        <w:t xml:space="preserve"> </w:t>
-      </w:r>
-      <w:r>
-        <w:rPr>
-          <w:lang w:val="es-ES"/>
-        </w:rPr>
+        <w:t xml:space="preserve"> </w:t>
+      </w:r>
+      <w:r>
         <w:t xml:space="preserve">— Dynamic Host Configuration Protocol.</w:t>
       </w:r>
     </w:p>
@@ -116,20 +97,13 @@
         <w:rPr>
           <w:b/>
           <w:bCs/>
-          <w:lang w:val="es-ES"/>
         </w:rPr>
         <w:t xml:space="preserve">DNS</w:t>
       </w:r>
       <w:r>
-        <w:rPr>
-          <w:lang w:val="es-ES"/>
-        </w:rPr>
-        <w:t xml:space="preserve"> </w:t>
-      </w:r>
-      <w:r>
-        <w:rPr>
-          <w:lang w:val="es-ES"/>
-        </w:rPr>
+        <w:t xml:space="preserve"> </w:t>
+      </w:r>
+      <w:r>
         <w:t xml:space="preserve">— Domain Name System.</w:t>
       </w:r>
     </w:p>
@@ -145,20 +119,13 @@
         <w:rPr>
           <w:b/>
           <w:bCs/>
-          <w:lang w:val="es-ES"/>
         </w:rPr>
         <w:t xml:space="preserve">NTP</w:t>
       </w:r>
       <w:r>
-        <w:rPr>
-          <w:lang w:val="es-ES"/>
-        </w:rPr>
-        <w:t xml:space="preserve"> </w:t>
-      </w:r>
-      <w:r>
-        <w:rPr>
-          <w:lang w:val="es-ES"/>
-        </w:rPr>
+        <w:t xml:space="preserve"> </w:t>
+      </w:r>
+      <w:r>
         <w:t xml:space="preserve">— Network Time Protocol.</w:t>
       </w:r>
     </w:p>
@@ -174,20 +141,13 @@
         <w:rPr>
           <w:b/>
           <w:bCs/>
-          <w:lang w:val="es-ES"/>
         </w:rPr>
         <w:t xml:space="preserve">DNS</w:t>
       </w:r>
       <w:r>
-        <w:rPr>
-          <w:lang w:val="es-ES"/>
-        </w:rPr>
-        <w:t xml:space="preserve"> </w:t>
-      </w:r>
-      <w:r>
-        <w:rPr>
-          <w:lang w:val="es-ES"/>
-        </w:rPr>
+        <w:t xml:space="preserve"> </w:t>
+      </w:r>
+      <w:r>
         <w:t xml:space="preserve">— el navegador pregunta primero por el nombre antes de conectar.</w:t>
       </w:r>
     </w:p>
@@ -198,9 +158,6 @@
         <w:pStyle w:val="Heading2"/>
       </w:pPr>
       <w:r>
-        <w:rPr>
-          <w:lang w:val="es-ES"/>
-        </w:rPr>
         <w:t xml:space="preserve">2. Las cuatro fases de DHCP</w:t>
       </w:r>
     </w:p>
@@ -212,11 +169,17 @@
           <w:numId w:val="1002"/>
         </w:numPr>
       </w:pPr>
-      <w:r>
-        <w:rPr>
-          <w:lang w:val="es-ES"/>
-        </w:rPr>
-        <w:t xml:space="preserve">c) Discover → 2. b) Offer → 3. a) Request → 4. d) Acknowledge</w:t>
+    </w:p>
+    <w:p>
+      <w:pPr>
+        <w:pStyle w:val="Compact"/>
+        <w:numPr>
+          <w:ilvl w:val="1"/>
+          <w:numId w:val="1003"/>
+        </w:numPr>
+      </w:pPr>
+      <w:r>
+        <w:t xml:space="preserve">Discover → 2. b) Offer → 3. a) Request → 4. d) Acknowledge</w:t>
       </w:r>
     </w:p>
     <w:p>
@@ -224,33 +187,18 @@
         <w:pStyle w:val="FirstParagraph"/>
       </w:pPr>
       <w:r>
-        <w:rPr>
-          <w:lang w:val="es-ES"/>
-        </w:rPr>
         <w:t xml:space="preserve">El cliente grita</w:t>
       </w:r>
       <w:r>
-        <w:rPr>
-          <w:lang w:val="es-ES"/>
-        </w:rPr>
-        <w:t xml:space="preserve"> </w:t>
-      </w:r>
-      <w:r>
-        <w:rPr>
-          <w:lang w:val="es-ES"/>
-        </w:rPr>
+        <w:t xml:space="preserve"> </w:t>
+      </w:r>
+      <w:r>
         <w:t xml:space="preserve">“¿hay algún servidor?”</w:t>
       </w:r>
       <w:r>
-        <w:rPr>
-          <w:lang w:val="es-ES"/>
-        </w:rPr>
-        <w:t xml:space="preserve"> </w:t>
-      </w:r>
-      <w:r>
-        <w:rPr>
-          <w:lang w:val="es-ES"/>
-        </w:rPr>
+        <w:t xml:space="preserve"> </w:t>
+      </w:r>
+      <w:r>
         <w:t xml:space="preserve">(Discover), el servidor ofrece una IP (Offer), el cliente la reclama (Request) y el servidor la confirma (Ack).</w:t>
       </w:r>
     </w:p>
@@ -261,569 +209,7 @@
         <w:pStyle w:val="Heading2"/>
       </w:pPr>
       <w:r>
-        <w:rPr>
-          <w:lang w:val="es-ES"/>
-        </w:rPr>
         <w:t xml:space="preserve">3. Verdadero o falso</w:t>
-      </w:r>
-    </w:p>
-    <w:p>
-      <w:pPr>
-        <w:pStyle w:val="Compact"/>
-        <w:numPr>
-          <w:ilvl w:val="0"/>
-          <w:numId w:val="1003"/>
-        </w:numPr>
-      </w:pPr>
-      <w:r>
-        <w:rPr>
-          <w:b/>
-          <w:bCs/>
-          <w:lang w:val="es-ES"/>
-        </w:rPr>
-        <w:t xml:space="preserve">Verdadero.</w:t>
-      </w:r>
-      <w:r>
-        <w:rPr>
-          <w:lang w:val="es-ES"/>
-        </w:rPr>
-        <w:t xml:space="preserve"> </w:t>
-      </w:r>
-      <w:r>
-        <w:rPr>
-          <w:lang w:val="es-ES"/>
-        </w:rPr>
-        <w:t xml:space="preserve">La concesión se renueva a mitad de plazo si el cliente sigue activo.</w:t>
-      </w:r>
-    </w:p>
-    <w:p>
-      <w:pPr>
-        <w:pStyle w:val="Compact"/>
-        <w:numPr>
-          <w:ilvl w:val="0"/>
-          <w:numId w:val="1003"/>
-        </w:numPr>
-      </w:pPr>
-      <w:r>
-        <w:rPr>
-          <w:b/>
-          <w:bCs/>
-          <w:lang w:val="es-ES"/>
-        </w:rPr>
-        <w:t xml:space="preserve">Falso.</w:t>
-      </w:r>
-      <w:r>
-        <w:rPr>
-          <w:lang w:val="es-ES"/>
-        </w:rPr>
-        <w:t xml:space="preserve"> </w:t>
-      </w:r>
-      <w:r>
-        <w:rPr>
-          <w:lang w:val="es-ES"/>
-        </w:rPr>
-        <w:t xml:space="preserve">Un registro A relaciona nombre con IPv4; para IPv6 es el registro</w:t>
-      </w:r>
-      <w:r>
-        <w:rPr>
-          <w:lang w:val="es-ES"/>
-        </w:rPr>
-        <w:t xml:space="preserve"> </w:t>
-      </w:r>
-      <w:r>
-        <w:rPr>
-          <w:b/>
-          <w:bCs/>
-          <w:lang w:val="es-ES"/>
-        </w:rPr>
-        <w:t xml:space="preserve">AAAA</w:t>
-      </w:r>
-      <w:r>
-        <w:rPr>
-          <w:lang w:val="es-ES"/>
-        </w:rPr>
-        <w:t xml:space="preserve">.</w:t>
-      </w:r>
-    </w:p>
-    <w:p>
-      <w:pPr>
-        <w:pStyle w:val="Compact"/>
-        <w:numPr>
-          <w:ilvl w:val="0"/>
-          <w:numId w:val="1003"/>
-        </w:numPr>
-      </w:pPr>
-      <w:r>
-        <w:rPr>
-          <w:b/>
-          <w:bCs/>
-          <w:lang w:val="es-ES"/>
-        </w:rPr>
-        <w:t xml:space="preserve">Verdadero.</w:t>
-      </w:r>
-      <w:r>
-        <w:rPr>
-          <w:lang w:val="es-ES"/>
-        </w:rPr>
-        <w:t xml:space="preserve"> </w:t>
-      </w:r>
-      <w:r>
-        <w:rPr>
-          <w:lang w:val="es-ES"/>
-        </w:rPr>
-        <w:t xml:space="preserve">NTP escucha y habla por UDP/123.</w:t>
-      </w:r>
-    </w:p>
-    <w:p>
-      <w:pPr>
-        <w:pStyle w:val="Compact"/>
-        <w:numPr>
-          <w:ilvl w:val="0"/>
-          <w:numId w:val="1003"/>
-        </w:numPr>
-      </w:pPr>
-      <w:r>
-        <w:rPr>
-          <w:b/>
-          <w:bCs/>
-          <w:lang w:val="es-ES"/>
-        </w:rPr>
-        <w:t xml:space="preserve">Falso.</w:t>
-      </w:r>
-      <w:r>
-        <w:rPr>
-          <w:lang w:val="es-ES"/>
-        </w:rPr>
-        <w:t xml:space="preserve"> </w:t>
-      </w:r>
-      <w:r>
-        <w:rPr>
-          <w:lang w:val="es-ES"/>
-        </w:rPr>
-        <w:t xml:space="preserve">Una configuración manual completa necesita IP, máscara, gateway y DNS: sin DNS ni gateway no llegarías ni a Internet.</w:t>
-      </w:r>
-    </w:p>
-    <w:p>
-      <w:pPr>
-        <w:pStyle w:val="Compact"/>
-        <w:numPr>
-          <w:ilvl w:val="0"/>
-          <w:numId w:val="1003"/>
-        </w:numPr>
-      </w:pPr>
-      <w:r>
-        <w:rPr>
-          <w:b/>
-          <w:bCs/>
-          <w:lang w:val="es-ES"/>
-        </w:rPr>
-        <w:t xml:space="preserve">Verdadero.</w:t>
-      </w:r>
-      <w:r>
-        <w:rPr>
-          <w:lang w:val="es-ES"/>
-        </w:rPr>
-        <w:t xml:space="preserve"> </w:t>
-      </w:r>
-      <w:r>
-        <w:rPr>
-          <w:lang w:val="es-ES"/>
-        </w:rPr>
-        <w:t xml:space="preserve">La oferta DHCP incluye opciones: máscara, gateway por defecto, DNS, dominio, TFTP…</w:t>
-      </w:r>
-    </w:p>
-    <w:bookmarkEnd w:id="12"/>
-    <w:bookmarkStart w:id="13" w:name="qué-registro-dns"/>
-    <w:p>
-      <w:pPr>
-        <w:pStyle w:val="Heading2"/>
-      </w:pPr>
-      <w:r>
-        <w:rPr>
-          <w:lang w:val="es-ES"/>
-        </w:rPr>
-        <w:t xml:space="preserve">4. ¿Qué registro DNS?</w:t>
-      </w:r>
-    </w:p>
-    <w:p>
-      <w:pPr>
-        <w:pStyle w:val="FirstParagraph"/>
-      </w:pPr>
-      <w:r>
-        <w:rPr>
-          <w:lang w:val="es-ES"/>
-        </w:rPr>
-        <w:t xml:space="preserve">1 → c (A: nombre → IPv4)</w:t>
-      </w:r>
-      <w:r>
-        <w:rPr>
-          <w:lang w:val="es-ES"/>
-        </w:rPr>
-        <w:t xml:space="preserve"> </w:t>
-      </w:r>
-      <w:r>
-        <w:rPr>
-          <w:lang w:val="es-ES"/>
-        </w:rPr>
-        <w:t xml:space="preserve">2 → a (CNAME: alias de otro nombre)</w:t>
-      </w:r>
-      <w:r>
-        <w:rPr>
-          <w:lang w:val="es-ES"/>
-        </w:rPr>
-        <w:t xml:space="preserve"> </w:t>
-      </w:r>
-      <w:r>
-        <w:rPr>
-          <w:lang w:val="es-ES"/>
-        </w:rPr>
-        <w:t xml:space="preserve">3 → d (AAAA: nombre → IPv6)</w:t>
-      </w:r>
-      <w:r>
-        <w:rPr>
-          <w:lang w:val="es-ES"/>
-        </w:rPr>
-        <w:t xml:space="preserve"> </w:t>
-      </w:r>
-      <w:r>
-        <w:rPr>
-          <w:lang w:val="es-ES"/>
-        </w:rPr>
-        <w:t xml:space="preserve">4 → b (MX: servidor de correo del dominio)</w:t>
-      </w:r>
-      <w:r>
-        <w:rPr>
-          <w:lang w:val="es-ES"/>
-        </w:rPr>
-        <w:t xml:space="preserve"> </w:t>
-      </w:r>
-      <w:r>
-        <w:rPr>
-          <w:lang w:val="es-ES"/>
-        </w:rPr>
-        <w:t xml:space="preserve">5 → f (SOA/NS: autoridad y servidores del dominio)</w:t>
-      </w:r>
-      <w:r>
-        <w:rPr>
-          <w:lang w:val="es-ES"/>
-        </w:rPr>
-        <w:t xml:space="preserve"> </w:t>
-      </w:r>
-      <w:r>
-        <w:rPr>
-          <w:lang w:val="es-ES"/>
-        </w:rPr>
-        <w:t xml:space="preserve">6 → e (PTR: resolución inversa IP → nombre)</w:t>
-      </w:r>
-    </w:p>
-    <w:bookmarkEnd w:id="13"/>
-    <w:bookmarkStart w:id="14" w:name="qué-comando"/>
-    <w:p>
-      <w:pPr>
-        <w:pStyle w:val="Heading2"/>
-      </w:pPr>
-      <w:r>
-        <w:rPr>
-          <w:lang w:val="es-ES"/>
-        </w:rPr>
-        <w:t xml:space="preserve">5. ¿Qué comando?</w:t>
-      </w:r>
-    </w:p>
-    <w:p>
-      <w:pPr>
-        <w:pStyle w:val="FirstParagraph"/>
-      </w:pPr>
-      <w:r>
-        <w:rPr>
-          <w:lang w:val="es-ES"/>
-        </w:rPr>
-        <w:t xml:space="preserve">1 → b (</w:t>
-      </w:r>
-      <w:r>
-        <w:rPr>
-          <w:rStyle w:val="VerbatimChar"/>
-          <w:lang w:val="es-ES"/>
-        </w:rPr>
-        <w:t xml:space="preserve">/renew</w:t>
-      </w:r>
-      <w:r>
-        <w:rPr>
-          <w:lang w:val="es-ES"/>
-        </w:rPr>
-        <w:t xml:space="preserve"> </w:t>
-      </w:r>
-      <w:r>
-        <w:rPr>
-          <w:lang w:val="es-ES"/>
-        </w:rPr>
-        <w:t xml:space="preserve">fuerza nueva negociación DHCP)</w:t>
-      </w:r>
-      <w:r>
-        <w:rPr>
-          <w:lang w:val="es-ES"/>
-        </w:rPr>
-        <w:t xml:space="preserve"> </w:t>
-      </w:r>
-      <w:r>
-        <w:rPr>
-          <w:lang w:val="es-ES"/>
-        </w:rPr>
-        <w:t xml:space="preserve">2 → c (nslookup consulta un servidor DNS)</w:t>
-      </w:r>
-      <w:r>
-        <w:rPr>
-          <w:lang w:val="es-ES"/>
-        </w:rPr>
-        <w:t xml:space="preserve"> </w:t>
-      </w:r>
-      <w:r>
-        <w:rPr>
-          <w:lang w:val="es-ES"/>
-        </w:rPr>
-        <w:t xml:space="preserve">3 → a (</w:t>
-      </w:r>
-      <w:r>
-        <w:rPr>
-          <w:rStyle w:val="VerbatimChar"/>
-          <w:lang w:val="es-ES"/>
-        </w:rPr>
-        <w:t xml:space="preserve">/displaydns</w:t>
-      </w:r>
-      <w:r>
-        <w:rPr>
-          <w:lang w:val="es-ES"/>
-        </w:rPr>
-        <w:t xml:space="preserve"> </w:t>
-      </w:r>
-      <w:r>
-        <w:rPr>
-          <w:lang w:val="es-ES"/>
-        </w:rPr>
-        <w:t xml:space="preserve">muestra la caché)</w:t>
-      </w:r>
-      <w:r>
-        <w:rPr>
-          <w:lang w:val="es-ES"/>
-        </w:rPr>
-        <w:t xml:space="preserve"> </w:t>
-      </w:r>
-      <w:r>
-        <w:rPr>
-          <w:lang w:val="es-ES"/>
-        </w:rPr>
-        <w:t xml:space="preserve">4 → d (</w:t>
-      </w:r>
-      <w:r>
-        <w:rPr>
-          <w:rStyle w:val="VerbatimChar"/>
-          <w:lang w:val="es-ES"/>
-        </w:rPr>
-        <w:t xml:space="preserve">/flushdns</w:t>
-      </w:r>
-      <w:r>
-        <w:rPr>
-          <w:lang w:val="es-ES"/>
-        </w:rPr>
-        <w:t xml:space="preserve"> </w:t>
-      </w:r>
-      <w:r>
-        <w:rPr>
-          <w:lang w:val="es-ES"/>
-        </w:rPr>
-        <w:t xml:space="preserve">la vacía)</w:t>
-      </w:r>
-    </w:p>
-    <w:bookmarkEnd w:id="14"/>
-    <w:bookmarkStart w:id="15" w:name="el-reloj-y-los-logs"/>
-    <w:p>
-      <w:pPr>
-        <w:pStyle w:val="Heading2"/>
-      </w:pPr>
-      <w:r>
-        <w:rPr>
-          <w:lang w:val="es-ES"/>
-        </w:rPr>
-        <w:t xml:space="preserve">6. El reloj y los logs</w:t>
-      </w:r>
-    </w:p>
-    <w:p>
-      <w:pPr>
-        <w:pStyle w:val="FirstParagraph"/>
-      </w:pPr>
-      <w:r>
-        <w:rPr>
-          <w:lang w:val="es-ES"/>
-        </w:rPr>
-        <w:t xml:space="preserve">Falta</w:t>
-      </w:r>
-      <w:r>
-        <w:rPr>
-          <w:lang w:val="es-ES"/>
-        </w:rPr>
-        <w:t xml:space="preserve"> </w:t>
-      </w:r>
-      <w:r>
-        <w:rPr>
-          <w:b/>
-          <w:bCs/>
-          <w:lang w:val="es-ES"/>
-        </w:rPr>
-        <w:t xml:space="preserve">NTP</w:t>
-      </w:r>
-      <w:r>
-        <w:rPr>
-          <w:lang w:val="es-ES"/>
-        </w:rPr>
-        <w:t xml:space="preserve">. Si el reloj del dispositivo no está sincronizado, las marcas de tiempo de los logs no sirven para reconstruir una incidencia: no puedes comparar</w:t>
-      </w:r>
-      <w:r>
-        <w:rPr>
-          <w:lang w:val="es-ES"/>
-        </w:rPr>
-        <w:t xml:space="preserve"> </w:t>
-      </w:r>
-      <w:r>
-        <w:rPr>
-          <w:lang w:val="es-ES"/>
-        </w:rPr>
-        <w:t xml:space="preserve">“el switch avisó a las 08:59”</w:t>
-      </w:r>
-      <w:r>
-        <w:rPr>
-          <w:lang w:val="es-ES"/>
-        </w:rPr>
-        <w:t xml:space="preserve"> </w:t>
-      </w:r>
-      <w:r>
-        <w:rPr>
-          <w:lang w:val="es-ES"/>
-        </w:rPr>
-        <w:t xml:space="preserve">con</w:t>
-      </w:r>
-      <w:r>
-        <w:rPr>
-          <w:lang w:val="es-ES"/>
-        </w:rPr>
-        <w:t xml:space="preserve"> </w:t>
-      </w:r>
-      <w:r>
-        <w:rPr>
-          <w:lang w:val="es-ES"/>
-        </w:rPr>
-        <w:t xml:space="preserve">“el servidor registró el error a las 09:00”</w:t>
-      </w:r>
-      <w:r>
-        <w:rPr>
-          <w:lang w:val="es-ES"/>
-        </w:rPr>
-        <w:t xml:space="preserve"> </w:t>
-      </w:r>
-      <w:r>
-        <w:rPr>
-          <w:lang w:val="es-ES"/>
-        </w:rPr>
-        <w:t xml:space="preserve">si cada uno lleva su hora. Con NTP todos los equipos apuntan a la misma fuente y los logs cuadran.</w:t>
-      </w:r>
-    </w:p>
-    <w:bookmarkEnd w:id="15"/>
-    <w:bookmarkStart w:id="16" w:name="dhcp-helper"/>
-    <w:p>
-      <w:pPr>
-        <w:pStyle w:val="Heading2"/>
-      </w:pPr>
-      <w:r>
-        <w:rPr>
-          <w:lang w:val="es-ES"/>
-        </w:rPr>
-        <w:t xml:space="preserve">7. DHCP helper</w:t>
-      </w:r>
-    </w:p>
-    <w:p>
-      <w:pPr>
-        <w:pStyle w:val="FirstParagraph"/>
-      </w:pPr>
-      <w:r>
-        <w:rPr>
-          <w:lang w:val="es-ES"/>
-        </w:rPr>
-        <w:t xml:space="preserve">Falta el</w:t>
-      </w:r>
-      <w:r>
-        <w:rPr>
-          <w:lang w:val="es-ES"/>
-        </w:rPr>
-        <w:t xml:space="preserve"> </w:t>
-      </w:r>
-      <w:r>
-        <w:rPr>
-          <w:b/>
-          <w:bCs/>
-          <w:lang w:val="es-ES"/>
-        </w:rPr>
-        <w:t xml:space="preserve">ip helper-address</w:t>
-      </w:r>
-      <w:r>
-        <w:rPr>
-          <w:lang w:val="es-ES"/>
-        </w:rPr>
-        <w:t xml:space="preserve"> </w:t>
-      </w:r>
-      <w:r>
-        <w:rPr>
-          <w:lang w:val="es-ES"/>
-        </w:rPr>
-        <w:t xml:space="preserve">en el router (o switch capa 3) de la VLAN 20. DHCP Discover es un broadcast y los broadcasts no cruzan VLANs: el agente de reenvío del router convierte ese broadcast en un unicast hacia 192.168.10.5:</w:t>
-      </w:r>
-    </w:p>
-    <w:p>
-      <w:pPr>
-        <w:pStyle w:val="SourceCode"/>
-      </w:pPr>
-      <w:r>
-        <w:rPr>
-          <w:rStyle w:val="ExtensionTok"/>
-        </w:rPr>
-        <w:t xml:space="preserve">interface</w:t>
-      </w:r>
-      <w:r>
-        <w:rPr>
-          <w:rStyle w:val="NormalTok"/>
-        </w:rPr>
-        <w:t xml:space="preserve"> vlan 20</w:t>
-      </w:r>
-      <w:r>
-        <w:br/>
-      </w:r>
-      <w:r>
-        <w:rPr>
-          <w:rStyle w:val="NormalTok"/>
-        </w:rPr>
-        <w:t xml:space="preserve"> </w:t>
-      </w:r>
-      <w:r>
-        <w:rPr>
-          <w:rStyle w:val="ExtensionTok"/>
-        </w:rPr>
-        <w:t xml:space="preserve">ip</w:t>
-      </w:r>
-      <w:r>
-        <w:rPr>
-          <w:rStyle w:val="NormalTok"/>
-        </w:rPr>
-        <w:t xml:space="preserve"> helper-address 192.168.10.5</w:t>
-      </w:r>
-    </w:p>
-    <w:bookmarkEnd w:id="16"/>
-    <w:bookmarkStart w:id="17" w:name="verifica-tu-red"/>
-    <w:p>
-      <w:pPr>
-        <w:pStyle w:val="Heading2"/>
-      </w:pPr>
-      <w:r>
-        <w:rPr>
-          <w:lang w:val="es-ES"/>
-        </w:rPr>
-        <w:t xml:space="preserve">8. Verifica tu red</w:t>
       </w:r>
     </w:p>
     <w:p>
@@ -836,51 +222,16 @@
       </w:pPr>
       <w:r>
         <w:rPr>
-          <w:lang w:val="es-ES"/>
+          <w:b/>
+          <w:bCs/>
         </w:rPr>
-        <w:t xml:space="preserve">Si aparece</w:t>
-      </w:r>
-      <w:r>
-        <w:rPr>
-          <w:lang w:val="es-ES"/>
-        </w:rPr>
-        <w:t xml:space="preserve"> </w:t>
-      </w:r>
-      <w:r>
-        <w:rPr>
-          <w:lang w:val="es-ES"/>
-        </w:rPr>
-        <w:t xml:space="preserve">“DHCP habilitado: Sí”</w:t>
-      </w:r>
-      <w:r>
-        <w:rPr>
-          <w:lang w:val="es-ES"/>
-        </w:rPr>
-        <w:t xml:space="preserve"> </w:t>
-      </w:r>
-      <w:r>
-        <w:rPr>
-          <w:lang w:val="es-ES"/>
-        </w:rPr>
-        <w:t xml:space="preserve">y una línea</w:t>
-      </w:r>
-      <w:r>
-        <w:rPr>
-          <w:lang w:val="es-ES"/>
-        </w:rPr>
-        <w:t xml:space="preserve"> </w:t>
-      </w:r>
-      <w:r>
-        <w:rPr>
-          <w:lang w:val="es-ES"/>
-        </w:rPr>
-        <w:t xml:space="preserve">“Concesión obtenida / Concesión expira”</w:t>
-      </w:r>
-      <w:r>
-        <w:rPr>
-          <w:lang w:val="es-ES"/>
-        </w:rPr>
-        <w:t xml:space="preserve">, es DHCP. Si no hay concesión y la IP la escribiste tú, es estática.</w:t>
+        <w:t xml:space="preserve">Verdadero.</w:t>
+      </w:r>
+      <w:r>
+        <w:t xml:space="preserve"> </w:t>
+      </w:r>
+      <w:r>
+        <w:t xml:space="preserve">La concesión se renueva a mitad de plazo si el cliente sigue activo.</w:t>
       </w:r>
     </w:p>
     <w:p>
@@ -893,33 +244,29 @@
       </w:pPr>
       <w:r>
         <w:rPr>
-          <w:lang w:val="es-ES"/>
+          <w:b/>
+          <w:bCs/>
         </w:rPr>
-        <w:t xml:space="preserve">En la línea</w:t>
+        <w:t xml:space="preserve">Falso.</w:t>
+      </w:r>
+      <w:r>
+        <w:t xml:space="preserve"> </w:t>
+      </w:r>
+      <w:r>
+        <w:t xml:space="preserve">Un registro A relaciona nombre con IPv4; para IPv6 es el registro</w:t>
+      </w:r>
+      <w:r>
+        <w:t xml:space="preserve"> </w:t>
       </w:r>
       <w:r>
         <w:rPr>
-          <w:lang w:val="es-ES"/>
+          <w:b/>
+          <w:bCs/>
         </w:rPr>
-        <w:t xml:space="preserve"> </w:t>
-      </w:r>
-      <w:r>
-        <w:rPr>
-          <w:lang w:val="es-ES"/>
-        </w:rPr>
-        <w:t xml:space="preserve">“Concesión expira”</w:t>
-      </w:r>
-      <w:r>
-        <w:rPr>
-          <w:lang w:val="es-ES"/>
-        </w:rPr>
-        <w:t xml:space="preserve"> </w:t>
-      </w:r>
-      <w:r>
-        <w:rPr>
-          <w:lang w:val="es-ES"/>
-        </w:rPr>
-        <w:t xml:space="preserve">(típico: 24 horas en redes domésticas).</w:t>
+        <w:t xml:space="preserve">AAAA</w:t>
+      </w:r>
+      <w:r>
+        <w:t xml:space="preserve">.</w:t>
       </w:r>
     </w:p>
     <w:p>
@@ -932,26 +279,394 @@
       </w:pPr>
       <w:r>
         <w:rPr>
-          <w:lang w:val="es-ES"/>
+          <w:b/>
+          <w:bCs/>
         </w:rPr>
+        <w:t xml:space="preserve">Verdadero.</w:t>
+      </w:r>
+      <w:r>
+        <w:t xml:space="preserve"> </w:t>
+      </w:r>
+      <w:r>
+        <w:t xml:space="preserve">NTP escucha y habla por UDP/123.</w:t>
+      </w:r>
+    </w:p>
+    <w:p>
+      <w:pPr>
+        <w:pStyle w:val="Compact"/>
+        <w:numPr>
+          <w:ilvl w:val="0"/>
+          <w:numId w:val="1004"/>
+        </w:numPr>
+      </w:pPr>
+      <w:r>
+        <w:rPr>
+          <w:b/>
+          <w:bCs/>
+        </w:rPr>
+        <w:t xml:space="preserve">Falso.</w:t>
+      </w:r>
+      <w:r>
+        <w:t xml:space="preserve"> </w:t>
+      </w:r>
+      <w:r>
+        <w:t xml:space="preserve">Una configuración manual completa necesita IP, máscara, gateway y DNS: sin DNS ni gateway no llegarías ni a Internet.</w:t>
+      </w:r>
+    </w:p>
+    <w:p>
+      <w:pPr>
+        <w:pStyle w:val="Compact"/>
+        <w:numPr>
+          <w:ilvl w:val="0"/>
+          <w:numId w:val="1004"/>
+        </w:numPr>
+      </w:pPr>
+      <w:r>
+        <w:rPr>
+          <w:b/>
+          <w:bCs/>
+        </w:rPr>
+        <w:t xml:space="preserve">Verdadero.</w:t>
+      </w:r>
+      <w:r>
+        <w:t xml:space="preserve"> </w:t>
+      </w:r>
+      <w:r>
+        <w:t xml:space="preserve">La oferta DHCP incluye opciones: máscara, gateway por defecto, DNS, dominio, TFTP…</w:t>
+      </w:r>
+    </w:p>
+    <w:bookmarkEnd w:id="12"/>
+    <w:bookmarkStart w:id="13" w:name="qué-registro-dns"/>
+    <w:p>
+      <w:pPr>
+        <w:pStyle w:val="Heading2"/>
+      </w:pPr>
+      <w:r>
+        <w:t xml:space="preserve">4. ¿Qué registro DNS?</w:t>
+      </w:r>
+    </w:p>
+    <w:p>
+      <w:pPr>
+        <w:pStyle w:val="FirstParagraph"/>
+      </w:pPr>
+      <w:r>
+        <w:t xml:space="preserve">1 → c (A: nombre → IPv4)</w:t>
+      </w:r>
+      <w:r>
+        <w:t xml:space="preserve"> </w:t>
+      </w:r>
+      <w:r>
+        <w:t xml:space="preserve">2 → a (CNAME: alias de otro nombre)</w:t>
+      </w:r>
+      <w:r>
+        <w:t xml:space="preserve"> </w:t>
+      </w:r>
+      <w:r>
+        <w:t xml:space="preserve">3 → d (AAAA: nombre → IPv6)</w:t>
+      </w:r>
+      <w:r>
+        <w:t xml:space="preserve"> </w:t>
+      </w:r>
+      <w:r>
+        <w:t xml:space="preserve">4 → b (MX: servidor de correo del dominio)</w:t>
+      </w:r>
+      <w:r>
+        <w:t xml:space="preserve"> </w:t>
+      </w:r>
+      <w:r>
+        <w:t xml:space="preserve">5 → f (SOA/NS: autoridad y servidores del dominio)</w:t>
+      </w:r>
+      <w:r>
+        <w:t xml:space="preserve"> </w:t>
+      </w:r>
+      <w:r>
+        <w:t xml:space="preserve">6 → e (PTR: resolución inversa IP → nombre)</w:t>
+      </w:r>
+    </w:p>
+    <w:bookmarkEnd w:id="13"/>
+    <w:bookmarkStart w:id="14" w:name="qué-comando"/>
+    <w:p>
+      <w:pPr>
+        <w:pStyle w:val="Heading2"/>
+      </w:pPr>
+      <w:r>
+        <w:t xml:space="preserve">5. ¿Qué comando?</w:t>
+      </w:r>
+    </w:p>
+    <w:p>
+      <w:pPr>
+        <w:pStyle w:val="FirstParagraph"/>
+      </w:pPr>
+      <w:r>
+        <w:t xml:space="preserve">1 → b (</w:t>
+      </w:r>
+      <w:r>
+        <w:rPr>
+          <w:rStyle w:val="VerbatimChar"/>
+        </w:rPr>
+        <w:t xml:space="preserve">/renew</w:t>
+      </w:r>
+      <w:r>
+        <w:t xml:space="preserve"> </w:t>
+      </w:r>
+      <w:r>
+        <w:t xml:space="preserve">fuerza nueva negociación DHCP)</w:t>
+      </w:r>
+      <w:r>
+        <w:t xml:space="preserve"> </w:t>
+      </w:r>
+      <w:r>
+        <w:t xml:space="preserve">2 → c (nslookup consulta un servidor DNS)</w:t>
+      </w:r>
+      <w:r>
+        <w:t xml:space="preserve"> </w:t>
+      </w:r>
+      <w:r>
+        <w:t xml:space="preserve">3 → a (</w:t>
+      </w:r>
+      <w:r>
+        <w:rPr>
+          <w:rStyle w:val="VerbatimChar"/>
+        </w:rPr>
+        <w:t xml:space="preserve">/displaydns</w:t>
+      </w:r>
+      <w:r>
+        <w:t xml:space="preserve"> </w:t>
+      </w:r>
+      <w:r>
+        <w:t xml:space="preserve">muestra la caché)</w:t>
+      </w:r>
+      <w:r>
+        <w:t xml:space="preserve"> </w:t>
+      </w:r>
+      <w:r>
+        <w:t xml:space="preserve">4 → d (</w:t>
+      </w:r>
+      <w:r>
+        <w:rPr>
+          <w:rStyle w:val="VerbatimChar"/>
+        </w:rPr>
+        <w:t xml:space="preserve">/flushdns</w:t>
+      </w:r>
+      <w:r>
+        <w:t xml:space="preserve"> </w:t>
+      </w:r>
+      <w:r>
+        <w:t xml:space="preserve">la vacía)</w:t>
+      </w:r>
+    </w:p>
+    <w:bookmarkEnd w:id="14"/>
+    <w:bookmarkStart w:id="15" w:name="el-reloj-y-los-logs"/>
+    <w:p>
+      <w:pPr>
+        <w:pStyle w:val="Heading2"/>
+      </w:pPr>
+      <w:r>
+        <w:t xml:space="preserve">6. El reloj y los logs</w:t>
+      </w:r>
+    </w:p>
+    <w:p>
+      <w:pPr>
+        <w:pStyle w:val="FirstParagraph"/>
+      </w:pPr>
+      <w:r>
+        <w:t xml:space="preserve">Falta</w:t>
+      </w:r>
+      <w:r>
+        <w:t xml:space="preserve"> </w:t>
+      </w:r>
+      <w:r>
+        <w:rPr>
+          <w:b/>
+          <w:bCs/>
+        </w:rPr>
+        <w:t xml:space="preserve">NTP</w:t>
+      </w:r>
+      <w:r>
+        <w:t xml:space="preserve">. Si el reloj del dispositivo no está sincronizado, las marcas de tiempo de los logs no sirven para reconstruir una incidencia: no puedes comparar</w:t>
+      </w:r>
+      <w:r>
+        <w:t xml:space="preserve"> </w:t>
+      </w:r>
+      <w:r>
+        <w:t xml:space="preserve">“el switch avisó a las 08:59”</w:t>
+      </w:r>
+      <w:r>
+        <w:t xml:space="preserve"> </w:t>
+      </w:r>
+      <w:r>
+        <w:t xml:space="preserve">con</w:t>
+      </w:r>
+      <w:r>
+        <w:t xml:space="preserve"> </w:t>
+      </w:r>
+      <w:r>
+        <w:t xml:space="preserve">“el servidor registró el error a las 09:00”</w:t>
+      </w:r>
+      <w:r>
+        <w:t xml:space="preserve"> </w:t>
+      </w:r>
+      <w:r>
+        <w:t xml:space="preserve">si cada uno lleva su hora. Con NTP todos los equipos apuntan a la misma fuente y los logs cuadran.</w:t>
+      </w:r>
+    </w:p>
+    <w:bookmarkEnd w:id="15"/>
+    <w:bookmarkStart w:id="16" w:name="dhcp-helper"/>
+    <w:p>
+      <w:pPr>
+        <w:pStyle w:val="Heading2"/>
+      </w:pPr>
+      <w:r>
+        <w:t xml:space="preserve">7. DHCP helper</w:t>
+      </w:r>
+    </w:p>
+    <w:p>
+      <w:pPr>
+        <w:pStyle w:val="FirstParagraph"/>
+      </w:pPr>
+      <w:r>
+        <w:t xml:space="preserve">Falta el</w:t>
+      </w:r>
+      <w:r>
+        <w:t xml:space="preserve"> </w:t>
+      </w:r>
+      <w:r>
+        <w:rPr>
+          <w:b/>
+          <w:bCs/>
+        </w:rPr>
+        <w:t xml:space="preserve">ip helper-address</w:t>
+      </w:r>
+      <w:r>
+        <w:t xml:space="preserve"> </w:t>
+      </w:r>
+      <w:r>
+        <w:t xml:space="preserve">en el router (o switch capa 3) de la VLAN 20. DHCP Discover es un broadcast y los broadcasts no cruzan VLANs: el agente de reenvío del router convierte ese broadcast en un unicast hacia 192.168.10.5:</w:t>
+      </w:r>
+    </w:p>
+    <w:p>
+      <w:pPr>
+        <w:pStyle w:val="SourceCode"/>
+      </w:pPr>
+      <w:r>
+        <w:rPr>
+          <w:rStyle w:val="ExtensionTok"/>
+        </w:rPr>
+        <w:t xml:space="preserve">interface</w:t>
+      </w:r>
+      <w:r>
+        <w:rPr>
+          <w:rStyle w:val="NormalTok"/>
+        </w:rPr>
+        <w:t xml:space="preserve"> vlan 20</w:t>
+      </w:r>
+      <w:r>
+        <w:br/>
+      </w:r>
+      <w:r>
+        <w:rPr>
+          <w:rStyle w:val="NormalTok"/>
+        </w:rPr>
+        <w:t xml:space="preserve"> </w:t>
+      </w:r>
+      <w:r>
+        <w:rPr>
+          <w:rStyle w:val="ExtensionTok"/>
+        </w:rPr>
+        <w:t xml:space="preserve">ip</w:t>
+      </w:r>
+      <w:r>
+        <w:rPr>
+          <w:rStyle w:val="NormalTok"/>
+        </w:rPr>
+        <w:t xml:space="preserve"> helper-address 192.168.10.5</w:t>
+      </w:r>
+    </w:p>
+    <w:bookmarkEnd w:id="16"/>
+    <w:bookmarkStart w:id="17" w:name="verifica-tu-red"/>
+    <w:p>
+      <w:pPr>
+        <w:pStyle w:val="Heading2"/>
+      </w:pPr>
+      <w:r>
+        <w:t xml:space="preserve">8. Verifica tu red</w:t>
+      </w:r>
+    </w:p>
+    <w:p>
+      <w:pPr>
+        <w:pStyle w:val="Compact"/>
+        <w:numPr>
+          <w:ilvl w:val="0"/>
+          <w:numId w:val="1005"/>
+        </w:numPr>
+      </w:pPr>
+      <w:r>
+        <w:t xml:space="preserve">Si aparece</w:t>
+      </w:r>
+      <w:r>
+        <w:t xml:space="preserve"> </w:t>
+      </w:r>
+      <w:r>
+        <w:t xml:space="preserve">“DHCP habilitado: Sí”</w:t>
+      </w:r>
+      <w:r>
+        <w:t xml:space="preserve"> </w:t>
+      </w:r>
+      <w:r>
+        <w:t xml:space="preserve">y una línea</w:t>
+      </w:r>
+      <w:r>
+        <w:t xml:space="preserve"> </w:t>
+      </w:r>
+      <w:r>
+        <w:t xml:space="preserve">“Concesión obtenida / Concesión expira”</w:t>
+      </w:r>
+      <w:r>
+        <w:t xml:space="preserve">, es DHCP. Si no hay concesión y la IP la escribiste tú, es estática.</w:t>
+      </w:r>
+    </w:p>
+    <w:p>
+      <w:pPr>
+        <w:pStyle w:val="Compact"/>
+        <w:numPr>
+          <w:ilvl w:val="0"/>
+          <w:numId w:val="1005"/>
+        </w:numPr>
+      </w:pPr>
+      <w:r>
+        <w:t xml:space="preserve">En la línea</w:t>
+      </w:r>
+      <w:r>
+        <w:t xml:space="preserve"> </w:t>
+      </w:r>
+      <w:r>
+        <w:t xml:space="preserve">“Concesión expira”</w:t>
+      </w:r>
+      <w:r>
+        <w:t xml:space="preserve"> </w:t>
+      </w:r>
+      <w:r>
+        <w:t xml:space="preserve">(típico: 24 horas en redes domésticas).</w:t>
+      </w:r>
+    </w:p>
+    <w:p>
+      <w:pPr>
+        <w:pStyle w:val="Compact"/>
+        <w:numPr>
+          <w:ilvl w:val="0"/>
+          <w:numId w:val="1005"/>
+        </w:numPr>
+      </w:pPr>
+      <w:r>
         <w:t xml:space="preserve">En</w:t>
       </w:r>
       <w:r>
-        <w:rPr>
-          <w:lang w:val="es-ES"/>
-        </w:rPr>
-        <w:t xml:space="preserve"> </w:t>
-      </w:r>
-      <w:r>
-        <w:rPr>
-          <w:lang w:val="es-ES"/>
-        </w:rPr>
+        <w:t xml:space="preserve"> </w:t>
+      </w:r>
+      <w:r>
         <w:t xml:space="preserve">“Servidores DNS”</w:t>
       </w:r>
       <w:r>
-        <w:rPr>
-          <w:lang w:val="es-ES"/>
-        </w:rPr>
         <w:t xml:space="preserve">: normalmente la IP del router de casa o las DNS del operador (y en muchas redes, un DNS interno de la empresa o del centro).</w:t>
       </w:r>
     </w:p>
@@ -1237,6 +952,91 @@
       </w:pPr>
     </w:lvl>
   </w:abstractNum>
+  <w:abstractNum w:abstractNumId="99723">
+    <w:nsid w:val="00A99723"/>
+    <w:multiLevelType w:val="multilevel"/>
+    <w:lvl w:ilvl="0">
+      <w:start w:val="3"/>
+      <w:numFmt w:val="lowerLetter"/>
+      <w:lvlText w:val="%1)"/>
+      <w:lvlJc w:val="left"/>
+      <w:pPr>
+        <w:ind w:left="720" w:hanging="360"/>
+      </w:pPr>
+    </w:lvl>
+    <w:lvl w:ilvl="1">
+      <w:start w:val="3"/>
+      <w:numFmt w:val="lowerLetter"/>
+      <w:lvlText w:val="%2)"/>
+      <w:lvlJc w:val="left"/>
+      <w:pPr>
+        <w:ind w:left="1440" w:hanging="360"/>
+      </w:pPr>
+    </w:lvl>
+    <w:lvl w:ilvl="2">
+      <w:start w:val="3"/>
+      <w:numFmt w:val="lowerLetter"/>
+      <w:lvlText w:val="%3)"/>
+      <w:lvlJc w:val="left"/>
+      <w:pPr>
+        <w:ind w:left="2160" w:hanging="360"/>
+      </w:pPr>
+    </w:lvl>
+    <w:lvl w:ilvl="3">
+      <w:start w:val="3"/>
+      <w:numFmt w:val="lowerLetter"/>
+      <w:lvlText w:val="%4)"/>
+      <w:lvlJc w:val="left"/>
+      <w:pPr>
+        <w:ind w:left="2880" w:hanging="360"/>
+      </w:pPr>
+    </w:lvl>
+    <w:lvl w:ilvl="4">
+      <w:start w:val="3"/>
+      <w:numFmt w:val="lowerLetter"/>
+      <w:lvlText w:val="%5)"/>
+      <w:lvlJc w:val="left"/>
+      <w:pPr>
+        <w:ind w:left="3600" w:hanging="360"/>
+      </w:pPr>
+    </w:lvl>
+    <w:lvl w:ilvl="5">
+      <w:start w:val="3"/>
+      <w:numFmt w:val="lowerLetter"/>
+      <w:lvlText w:val="%6)"/>
+      <w:lvlJc w:val="left"/>
+      <w:pPr>
+        <w:ind w:left="4320" w:hanging="360"/>
+      </w:pPr>
+    </w:lvl>
+    <w:lvl w:ilvl="6">
+      <w:start w:val="3"/>
+      <w:numFmt w:val="lowerLetter"/>
+      <w:lvlText w:val="%7)"/>
+      <w:lvlJc w:val="left"/>
+      <w:pPr>
+        <w:ind w:left="5040" w:hanging="360"/>
+      </w:pPr>
+    </w:lvl>
+    <w:lvl w:ilvl="7">
+      <w:start w:val="3"/>
+      <w:numFmt w:val="lowerLetter"/>
+      <w:lvlText w:val="%8)"/>
+      <w:lvlJc w:val="left"/>
+      <w:pPr>
+        <w:ind w:left="5760" w:hanging="360"/>
+      </w:pPr>
+    </w:lvl>
+    <w:lvl w:ilvl="8">
+      <w:start w:val="3"/>
+      <w:numFmt w:val="lowerLetter"/>
+      <w:lvlText w:val="%9)"/>
+      <w:lvlJc w:val="left"/>
+      <w:pPr>
+        <w:ind w:left="6480" w:hanging="360"/>
+      </w:pPr>
+    </w:lvl>
+  </w:abstractNum>
   <w:num w:numId="1000">
     <w:abstractNumId w:val="990"/>
   </w:num>
@@ -1301,6 +1101,36 @@
     </w:lvlOverride>
   </w:num>
   <w:num w:numId="1003">
+    <w:abstractNumId w:val="99723"/>
+    <w:lvlOverride w:ilvl="0">
+      <w:startOverride w:val="3"/>
+    </w:lvlOverride>
+    <w:lvlOverride w:ilvl="1">
+      <w:startOverride w:val="3"/>
+    </w:lvlOverride>
+    <w:lvlOverride w:ilvl="2">
+      <w:startOverride w:val="3"/>
+    </w:lvlOverride>
+    <w:lvlOverride w:ilvl="3">
+      <w:startOverride w:val="3"/>
+    </w:lvlOverride>
+    <w:lvlOverride w:ilvl="4">
+      <w:startOverride w:val="3"/>
+    </w:lvlOverride>
+    <w:lvlOverride w:ilvl="5">
+      <w:startOverride w:val="3"/>
+    </w:lvlOverride>
+    <w:lvlOverride w:ilvl="6">
+      <w:startOverride w:val="3"/>
+    </w:lvlOverride>
+    <w:lvlOverride w:ilvl="7">
+      <w:startOverride w:val="3"/>
+    </w:lvlOverride>
+    <w:lvlOverride w:ilvl="8">
+      <w:startOverride w:val="3"/>
+    </w:lvlOverride>
+  </w:num>
+  <w:num w:numId="1004">
     <w:abstractNumId w:val="99721"/>
     <w:lvlOverride w:ilvl="0">
       <w:startOverride w:val="1"/>
@@ -1330,7 +1160,7 @@
       <w:startOverride w:val="1"/>
     </w:lvlOverride>
   </w:num>
-  <w:num w:numId="1004">
+  <w:num w:numId="1005">
     <w:abstractNumId w:val="99721"/>
     <w:lvlOverride w:ilvl="0">
       <w:startOverride w:val="1"/>

--- a/docx/10-servicios-red/boletin-U10-inicial-resuelto.docx
+++ b/docx/10-servicios-red/boletin-U10-inicial-resuelto.docx
@@ -28,23 +28,23 @@
         </w:p>
       </w:sdtContent>
     </w:sdt>
-    <w:bookmarkStart w:id="9" w:name="boletín-ud10-inicial-resuelto"/>
+    <w:bookmarkStart w:id="9" w:name="Xe3e484428b404b005ef0fa3a49a9914e75df48b"/>
     <w:p>
       <w:pPr>
         <w:pStyle w:val="Heading1"/>
       </w:pPr>
       <w:r>
-        <w:t xml:space="preserve">Boletín UD10 — Inicial (Resuelto)</w:t>
+        <w:t xml:space="preserve">Boletín de Servicios de red — Inicial (Resuelto)</w:t>
       </w:r>
     </w:p>
     <w:bookmarkEnd w:id="9"/>
-    <w:bookmarkStart w:id="18" w:name="boletín-ud10-inicial-resuelto-1"/>
+    <w:bookmarkStart w:id="18" w:name="X44ed0be76c0640e789d158094f1ec683faca630"/>
     <w:p>
       <w:pPr>
         <w:pStyle w:val="Heading1"/>
       </w:pPr>
       <w:r>
-        <w:t xml:space="preserve">✅ Boletín UD10 — Inicial (Resuelto)</w:t>
+        <w:t xml:space="preserve">✅ Boletín de Servicios de red — Inicial (Resuelto)</w:t>
       </w:r>
     </w:p>
     <w:p>
